--- a/06-学生侧材料/讲义/6-有机化学/羰基化学与缩合反应.docx
+++ b/06-学生侧材料/讲义/6-有机化学/羰基化学与缩合反应.docx
@@ -12859,7 +12859,7 @@
         <w:rPr>
           <w:rFonts w:hint="eastAsia" w:ascii="Times New Roman" w:hAnsi="Times New Roman" w:eastAsia="Times New Roman" w:cs="Times New Roman"/>
         </w:rPr>
-        <w:t>/</w:t>
+        <w:t>/6-</w:t>
       </w:r>
       <w:r>
         <w:rPr>
@@ -13164,7 +13164,7 @@
         <w:t>典型例题</w:t>
       </w:r>
     </w:p>
-    <w:bookmarkStart w:id="42" w:name="例1-羰基亲电性排序"/>
+    <w:bookmarkStart w:id="42" w:name="例1-羰基亲电性排序基础"/>
     <w:p>
       <w:pPr>
         <w:pStyle w:val="Heading3"/>
@@ -13192,13 +13192,25 @@
         <w:rPr>
           <w:rFonts w:hint="eastAsia" w:ascii="Times New Roman" w:hAnsi="Times New Roman" w:eastAsia="SimHei" w:cs="Times New Roman"/>
         </w:rPr>
-        <w:t xml:space="preserve">羰基亲电性排序</w:t>
-      </w:r>
-      <w:r>
-        <w:rPr>
-          <w:rFonts w:ascii="Times New Roman" w:hAnsi="Times New Roman" w:eastAsia="Times New Roman" w:cs="Times New Roman"/>
-        </w:rPr>
-        <w:t xml:space="preserve"> ⭐⭐</w:t>
+        <w:t>羰基亲电性排序</w:t>
+      </w:r>
+      <w:r>
+        <w:rPr>
+          <w:rFonts w:hint="eastAsia" w:ascii="Times New Roman" w:hAnsi="Times New Roman" w:eastAsia="Times New Roman" w:cs="Times New Roman"/>
+        </w:rPr>
+        <w:t>（</w:t>
+      </w:r>
+      <w:r>
+        <w:rPr>
+          <w:rFonts w:hint="eastAsia" w:ascii="Times New Roman" w:hAnsi="Times New Roman" w:eastAsia="SimHei" w:cs="Times New Roman"/>
+        </w:rPr>
+        <w:t>基础</w:t>
+      </w:r>
+      <w:r>
+        <w:rPr>
+          <w:rFonts w:hint="eastAsia" w:ascii="Times New Roman" w:hAnsi="Times New Roman" w:eastAsia="Times New Roman" w:cs="Times New Roman"/>
+        </w:rPr>
+        <w:t>）</w:t>
       </w:r>
     </w:p>
     <w:p>
@@ -13807,7 +13819,7 @@
       </w:r>
     </w:p>
     <w:bookmarkEnd w:id="42"/>
-    <w:bookmarkStart w:id="43" w:name="例2-动力学-vs-热力学烯醇-α-烷基化"/>
+    <w:bookmarkStart w:id="43" w:name="例2-动力学-vs-热力学烯醇-α-烷基化进阶"/>
     <w:p>
       <w:pPr>
         <w:pStyle w:val="Heading3"/>
@@ -13869,9 +13881,21 @@
       </w:r>
       <w:r>
         <w:rPr>
-          <w:rFonts w:ascii="Times New Roman" w:hAnsi="Times New Roman" w:eastAsia="Times New Roman" w:cs="Times New Roman"/>
-        </w:rPr>
-        <w:t xml:space="preserve"> ⭐⭐⭐</w:t>
+          <w:rFonts w:hint="eastAsia" w:ascii="Times New Roman" w:hAnsi="Times New Roman" w:eastAsia="Times New Roman" w:cs="Times New Roman"/>
+        </w:rPr>
+        <w:t>（</w:t>
+      </w:r>
+      <w:r>
+        <w:rPr>
+          <w:rFonts w:hint="eastAsia" w:ascii="Times New Roman" w:hAnsi="Times New Roman" w:eastAsia="SimHei" w:cs="Times New Roman"/>
+        </w:rPr>
+        <w:t>进阶</w:t>
+      </w:r>
+      <w:r>
+        <w:rPr>
+          <w:rFonts w:hint="eastAsia" w:ascii="Times New Roman" w:hAnsi="Times New Roman" w:eastAsia="Times New Roman" w:cs="Times New Roman"/>
+        </w:rPr>
+        <w:t>）</w:t>
       </w:r>
     </w:p>
     <w:p>
@@ -14578,7 +14602,7 @@
       </w:r>
     </w:p>
     <w:bookmarkEnd w:id="43"/>
-    <w:bookmarkStart w:id="44" w:name="例3-交叉-aldol-供体受体判断"/>
+    <w:bookmarkStart w:id="44" w:name="例3-交叉-aldol-供体受体判断进阶"/>
     <w:p>
       <w:pPr>
         <w:pStyle w:val="Heading3"/>
@@ -14634,9 +14658,21 @@
       </w:r>
       <w:r>
         <w:rPr>
-          <w:rFonts w:ascii="Times New Roman" w:hAnsi="Times New Roman" w:eastAsia="Times New Roman" w:cs="Times New Roman"/>
-        </w:rPr>
-        <w:t xml:space="preserve"> ⭐⭐⭐</w:t>
+          <w:rFonts w:hint="eastAsia" w:ascii="Times New Roman" w:hAnsi="Times New Roman" w:eastAsia="Times New Roman" w:cs="Times New Roman"/>
+        </w:rPr>
+        <w:t>（</w:t>
+      </w:r>
+      <w:r>
+        <w:rPr>
+          <w:rFonts w:hint="eastAsia" w:ascii="Times New Roman" w:hAnsi="Times New Roman" w:eastAsia="SimHei" w:cs="Times New Roman"/>
+        </w:rPr>
+        <w:t>进阶</w:t>
+      </w:r>
+      <w:r>
+        <w:rPr>
+          <w:rFonts w:hint="eastAsia" w:ascii="Times New Roman" w:hAnsi="Times New Roman" w:eastAsia="Times New Roman" w:cs="Times New Roman"/>
+        </w:rPr>
+        <w:t>）</w:t>
       </w:r>
     </w:p>
     <w:p>
@@ -15134,7 +15170,7 @@
       </w:r>
     </w:p>
     <w:bookmarkEnd w:id="44"/>
-    <w:bookmarkStart w:id="45" w:name="例4-claisen-vs-aldol-对比"/>
+    <w:bookmarkStart w:id="45" w:name="例4-claisen-vs-aldol-对比挑战"/>
     <w:p>
       <w:pPr>
         <w:pStyle w:val="Heading3"/>
@@ -15162,13 +15198,25 @@
         <w:rPr>
           <w:rFonts w:hint="eastAsia" w:ascii="Times New Roman" w:hAnsi="Times New Roman" w:eastAsia="SimHei" w:cs="Times New Roman"/>
         </w:rPr>
-        <w:t xml:space="preserve">对比</w:t>
-      </w:r>
-      <w:r>
-        <w:rPr>
-          <w:rFonts w:ascii="Times New Roman" w:hAnsi="Times New Roman" w:eastAsia="Times New Roman" w:cs="Times New Roman"/>
-        </w:rPr>
-        <w:t xml:space="preserve"> ⭐⭐⭐⭐</w:t>
+        <w:t>对比</w:t>
+      </w:r>
+      <w:r>
+        <w:rPr>
+          <w:rFonts w:hint="eastAsia" w:ascii="Times New Roman" w:hAnsi="Times New Roman" w:eastAsia="Times New Roman" w:cs="Times New Roman"/>
+        </w:rPr>
+        <w:t>（</w:t>
+      </w:r>
+      <w:r>
+        <w:rPr>
+          <w:rFonts w:hint="eastAsia" w:ascii="Times New Roman" w:hAnsi="Times New Roman" w:eastAsia="SimHei" w:cs="Times New Roman"/>
+        </w:rPr>
+        <w:t>挑战</w:t>
+      </w:r>
+      <w:r>
+        <w:rPr>
+          <w:rFonts w:hint="eastAsia" w:ascii="Times New Roman" w:hAnsi="Times New Roman" w:eastAsia="Times New Roman" w:cs="Times New Roman"/>
+        </w:rPr>
+        <w:t>）</w:t>
       </w:r>
     </w:p>
     <w:p>
@@ -15844,7 +15892,7 @@
       </w:r>
     </w:p>
     <w:bookmarkEnd w:id="45"/>
-    <w:bookmarkStart w:id="46" w:name="例5-michael-加成-hsab-控制"/>
+    <w:bookmarkStart w:id="46" w:name="例5-michael-加成-hsab-控制挑战"/>
     <w:p>
       <w:pPr>
         <w:pStyle w:val="Heading3"/>
@@ -15884,13 +15932,25 @@
         <w:rPr>
           <w:rFonts w:hint="eastAsia" w:ascii="Times New Roman" w:hAnsi="Times New Roman" w:eastAsia="SimHei" w:cs="Times New Roman"/>
         </w:rPr>
-        <w:t xml:space="preserve">控制</w:t>
-      </w:r>
-      <w:r>
-        <w:rPr>
-          <w:rFonts w:ascii="Times New Roman" w:hAnsi="Times New Roman" w:eastAsia="Times New Roman" w:cs="Times New Roman"/>
-        </w:rPr>
-        <w:t xml:space="preserve"> ⭐⭐⭐⭐</w:t>
+        <w:t>控制</w:t>
+      </w:r>
+      <w:r>
+        <w:rPr>
+          <w:rFonts w:hint="eastAsia" w:ascii="Times New Roman" w:hAnsi="Times New Roman" w:eastAsia="Times New Roman" w:cs="Times New Roman"/>
+        </w:rPr>
+        <w:t>（</w:t>
+      </w:r>
+      <w:r>
+        <w:rPr>
+          <w:rFonts w:hint="eastAsia" w:ascii="Times New Roman" w:hAnsi="Times New Roman" w:eastAsia="SimHei" w:cs="Times New Roman"/>
+        </w:rPr>
+        <w:t>挑战</w:t>
+      </w:r>
+      <w:r>
+        <w:rPr>
+          <w:rFonts w:hint="eastAsia" w:ascii="Times New Roman" w:hAnsi="Times New Roman" w:eastAsia="Times New Roman" w:cs="Times New Roman"/>
+        </w:rPr>
+        <w:t>）</w:t>
       </w:r>
     </w:p>
     <w:p>
@@ -16577,7 +16637,7 @@
       </w:r>
     </w:p>
     <w:bookmarkEnd w:id="46"/>
-    <w:bookmarkStart w:id="47" w:name="例6-robinson-成环串联推理"/>
+    <w:bookmarkStart w:id="47" w:name="例6-robinson-成环串联推理挑战"/>
     <w:p>
       <w:pPr>
         <w:pStyle w:val="Heading3"/>
@@ -16605,13 +16665,25 @@
         <w:rPr>
           <w:rFonts w:hint="eastAsia" w:ascii="Times New Roman" w:hAnsi="Times New Roman" w:eastAsia="SimHei" w:cs="Times New Roman"/>
         </w:rPr>
-        <w:t xml:space="preserve">成环串联推理</w:t>
-      </w:r>
-      <w:r>
-        <w:rPr>
-          <w:rFonts w:ascii="Times New Roman" w:hAnsi="Times New Roman" w:eastAsia="Times New Roman" w:cs="Times New Roman"/>
-        </w:rPr>
-        <w:t xml:space="preserve"> ⭐⭐⭐⭐</w:t>
+        <w:t>成环串联推理</w:t>
+      </w:r>
+      <w:r>
+        <w:rPr>
+          <w:rFonts w:hint="eastAsia" w:ascii="Times New Roman" w:hAnsi="Times New Roman" w:eastAsia="Times New Roman" w:cs="Times New Roman"/>
+        </w:rPr>
+        <w:t>（</w:t>
+      </w:r>
+      <w:r>
+        <w:rPr>
+          <w:rFonts w:hint="eastAsia" w:ascii="Times New Roman" w:hAnsi="Times New Roman" w:eastAsia="SimHei" w:cs="Times New Roman"/>
+        </w:rPr>
+        <w:t>挑战</w:t>
+      </w:r>
+      <w:r>
+        <w:rPr>
+          <w:rFonts w:hint="eastAsia" w:ascii="Times New Roman" w:hAnsi="Times New Roman" w:eastAsia="Times New Roman" w:cs="Times New Roman"/>
+        </w:rPr>
+        <w:t>）</w:t>
       </w:r>
     </w:p>
     <w:p>
@@ -21174,13 +21246,7 @@
         <w:rPr>
           <w:rFonts w:hint="eastAsia" w:ascii="Times New Roman" w:hAnsi="Times New Roman" w:eastAsia="SimHei" w:cs="Times New Roman"/>
         </w:rPr>
-        <w:t>基础巩固</w:t>
-      </w:r>
-      <w:r>
-        <w:rPr>
-          <w:rFonts w:hint="eastAsia" w:ascii="Times New Roman" w:hAnsi="Times New Roman" w:eastAsia="Times New Roman" w:cs="Times New Roman"/>
-        </w:rPr>
-        <w:t>（⭐⭐）</w:t>
+        <w:t xml:space="preserve">基础巩固</w:t>
       </w:r>
     </w:p>
     <w:p>
@@ -21469,13 +21535,7 @@
         <w:rPr>
           <w:rFonts w:hint="eastAsia" w:ascii="Times New Roman" w:hAnsi="Times New Roman" w:eastAsia="SimHei" w:cs="Times New Roman"/>
         </w:rPr>
-        <w:t>提高训练</w:t>
-      </w:r>
-      <w:r>
-        <w:rPr>
-          <w:rFonts w:hint="eastAsia" w:ascii="Times New Roman" w:hAnsi="Times New Roman" w:eastAsia="Times New Roman" w:cs="Times New Roman"/>
-        </w:rPr>
-        <w:t>（⭐⭐⭐）</w:t>
+        <w:t xml:space="preserve">提高训练</w:t>
       </w:r>
     </w:p>
     <w:p>
@@ -21757,13 +21817,7 @@
         <w:rPr>
           <w:rFonts w:hint="eastAsia" w:ascii="Times New Roman" w:hAnsi="Times New Roman" w:eastAsia="SimHei" w:cs="Times New Roman"/>
         </w:rPr>
-        <w:t>综合挑战</w:t>
-      </w:r>
-      <w:r>
-        <w:rPr>
-          <w:rFonts w:hint="eastAsia" w:ascii="Times New Roman" w:hAnsi="Times New Roman" w:eastAsia="Times New Roman" w:cs="Times New Roman"/>
-        </w:rPr>
-        <w:t>（⭐⭐⭐⭐）</w:t>
+        <w:t xml:space="preserve">综合挑战</w:t>
       </w:r>
     </w:p>
     <w:p>
@@ -24954,7 +25008,7 @@
     <ns0:name ns0:val="Verbatim Char"/>
     <ns0:basedOn ns0:val="BodyTextChar"/>
     <ns0:rPr>
-      <ns0:rFonts ns0:ascii="SimSun" ns0:hAnsi="SimSun" ns0:eastAsia="SimSun" ns0:cs="SimSun"/>
+      <ns0:rFonts ns0:ascii="SimSun" ns0:cs="SimSun" ns0:eastAsia="SimSun" ns0:hAnsi="SimSun"/>
       <ns0:b ns0:val="0"/>
       <ns0:sz ns0:val="20"/>
     </ns0:rPr>
@@ -25016,7 +25070,7 @@
       <w:wordWrap w:val="off"/>
     </w:pPr>
     <ns0:rPr>
-      <w:rFonts w:ascii="SimSun" w:hAnsi="SimSun" w:eastAsia="SimSun" w:cs="SimSun"/>
+      <w:rFonts ns0:ascii="SimSun" ns0:hAnsi="SimSun" ns0:eastAsia="SimSun" ns0:cs="SimSun"/>
     </ns0:rPr>
   </w:style>
   <w:style w:type="character" w:customStyle="1" w:styleId="KeywordTok">

--- a/06-学生侧材料/讲义/6-有机化学/羰基化学与缩合反应.docx
+++ b/06-学生侧材料/讲义/6-有机化学/羰基化学与缩合反应.docx
@@ -1753,7 +1753,7 @@
     </w:tbl>
     <w:p>
       <w:pPr>
-        <w:pStyle w:val="BodyText"/>
+        <w:pStyle w:val="BlockText"/>
         <w:spacing w:before="120"/>
       </w:pPr>
       <w:r>
@@ -4257,7 +4257,7 @@
     </w:tbl>
     <w:p>
       <w:pPr>
-        <w:pStyle w:val="BodyText"/>
+        <w:pStyle w:val="BlockText"/>
         <w:spacing w:before="120"/>
       </w:pPr>
       <w:r>
@@ -7440,7 +7440,7 @@
     </w:tbl>
     <w:p>
       <w:pPr>
-        <w:pStyle w:val="BodyText"/>
+        <w:pStyle w:val="BlockText"/>
         <w:spacing w:before="120"/>
       </w:pPr>
       <w:r>
@@ -9816,7 +9816,7 @@
     </w:tbl>
     <w:p>
       <w:pPr>
-        <w:pStyle w:val="BodyText"/>
+        <w:pStyle w:val="BlockText"/>
         <w:spacing w:before="120"/>
       </w:pPr>
       <w:r>
@@ -10944,7 +10944,7 @@
     </w:tbl>
     <w:p>
       <w:pPr>
-        <w:pStyle w:val="BodyText"/>
+        <w:pStyle w:val="BlockText"/>
         <w:spacing w:before="120"/>
       </w:pPr>
       <w:r>
@@ -11716,18 +11716,6 @@
       </w:pPr>
       <w:r>
         <w:rPr>
-          <w:rFonts w:ascii="Times New Roman" w:hAnsi="Times New Roman" w:eastAsia="Times New Roman" w:cs="Times New Roman"/>
-        </w:rPr>
-        <w:t xml:space="preserve">🎯</w:t>
-      </w:r>
-      <w:r>
-        <w:rPr>
-          <w:rFonts w:ascii="Times New Roman" w:hAnsi="Times New Roman" w:eastAsia="Times New Roman" w:cs="Times New Roman"/>
-        </w:rPr>
-        <w:t xml:space="preserve"> </w:t>
-      </w:r>
-      <w:r>
-        <w:rPr>
           <w:rFonts w:hint="eastAsia" w:ascii="Times New Roman" w:hAnsi="Times New Roman" w:eastAsia="FangSong" w:cs="Times New Roman"/>
           <w:b/>
           <w:bCs/>
@@ -13014,7 +13002,7 @@
     </w:p>
     <w:p>
       <w:pPr>
-        <w:pStyle w:val="BodyText"/>
+        <w:pStyle w:val="BlockText"/>
       </w:pPr>
       <w:r>
         <w:rPr>

--- a/06-学生侧材料/讲义/6-有机化学/羰基化学与缩合反应.docx
+++ b/06-学生侧材料/讲义/6-有机化学/羰基化学与缩合反应.docx
@@ -23564,11 +23564,7 @@
     </w:p>
     <w:p>
       <w:pPr>
-        <w:pStyle w:val="Compact"/>
-        <w:numPr>
-          <w:ilvl w:val="0"/>
-          <w:numId w:val="1016"/>
-        </w:numPr>
+        <w:pStyle w:val="BodyText"/>
       </w:pPr>
       <w:r>
         <w:rPr>
@@ -23576,6 +23572,20 @@
           <w:b/>
           <w:bCs/>
         </w:rPr>
+        <w:t xml:space="preserve">1.</w:t>
+      </w:r>
+      <w:r>
+        <w:rPr>
+          <w:rFonts w:ascii="Times New Roman" w:hAnsi="Times New Roman" w:eastAsia="Times New Roman" w:cs="Times New Roman"/>
+        </w:rPr>
+        <w:t xml:space="preserve"> </w:t>
+      </w:r>
+      <w:r>
+        <w:rPr>
+          <w:rFonts w:ascii="Times New Roman" w:hAnsi="Times New Roman" w:eastAsia="Times New Roman" w:cs="Times New Roman"/>
+          <w:b/>
+          <w:bCs/>
+        </w:rPr>
         <w:t xml:space="preserve">Claisen </w:t>
       </w:r>
       <w:r>
@@ -23617,15 +23627,26 @@
         </w:rPr>
         <w:t xml:space="preserve">乙酰乙酸乙酯</w:t>
       </w:r>
-    </w:p>
-    <w:p>
-      <w:pPr>
-        <w:pStyle w:val="Compact"/>
-        <w:numPr>
-          <w:ilvl w:val="0"/>
-          <w:numId w:val="1016"/>
-        </w:numPr>
-      </w:pPr>
+      <w:r>
+        <w:rPr>
+          <w:rFonts w:ascii="Times New Roman" w:hAnsi="Times New Roman" w:eastAsia="Times New Roman" w:cs="Times New Roman"/>
+        </w:rPr>
+        <w:t xml:space="preserve"> </w:t>
+      </w:r>
+      <w:r>
+        <w:rPr>
+          <w:rFonts w:ascii="Times New Roman" w:hAnsi="Times New Roman" w:eastAsia="Times New Roman" w:cs="Times New Roman"/>
+          <w:b/>
+          <w:bCs/>
+        </w:rPr>
+        <w:t xml:space="preserve">2.</w:t>
+      </w:r>
+      <w:r>
+        <w:rPr>
+          <w:rFonts w:ascii="Times New Roman" w:hAnsi="Times New Roman" w:eastAsia="Times New Roman" w:cs="Times New Roman"/>
+        </w:rPr>
+        <w:t xml:space="preserve"> </w:t>
+      </w:r>
       <w:r>
         <w:rPr>
           <w:rFonts w:hint="eastAsia" w:ascii="Times New Roman" w:hAnsi="Times New Roman" w:eastAsia="FangSong" w:cs="Times New Roman"/>
@@ -23765,15 +23786,26 @@
         </w:rPr>
         <w:t>）</w:t>
       </w:r>
-    </w:p>
-    <w:p>
-      <w:pPr>
-        <w:pStyle w:val="Compact"/>
-        <w:numPr>
-          <w:ilvl w:val="0"/>
-          <w:numId w:val="1016"/>
-        </w:numPr>
-      </w:pPr>
+      <w:r>
+        <w:rPr>
+          <w:rFonts w:ascii="Times New Roman" w:hAnsi="Times New Roman" w:eastAsia="Times New Roman" w:cs="Times New Roman"/>
+        </w:rPr>
+        <w:t xml:space="preserve"> </w:t>
+      </w:r>
+      <w:r>
+        <w:rPr>
+          <w:rFonts w:ascii="Times New Roman" w:hAnsi="Times New Roman" w:eastAsia="Times New Roman" w:cs="Times New Roman"/>
+          <w:b/>
+          <w:bCs/>
+        </w:rPr>
+        <w:t xml:space="preserve">3.</w:t>
+      </w:r>
+      <w:r>
+        <w:rPr>
+          <w:rFonts w:ascii="Times New Roman" w:hAnsi="Times New Roman" w:eastAsia="Times New Roman" w:cs="Times New Roman"/>
+        </w:rPr>
+        <w:t xml:space="preserve"> </w:t>
+      </w:r>
       <w:r>
         <w:rPr>
           <w:rFonts w:hint="eastAsia" w:ascii="Times New Roman" w:hAnsi="Times New Roman" w:eastAsia="FangSong" w:cs="Times New Roman"/>
@@ -24654,36 +24686,6 @@
   </w:num>
   <w:num w:numId="1015">
     <w:abstractNumId w:val="991"/>
-  </w:num>
-  <w:num w:numId="1016">
-    <w:abstractNumId w:val="99411"/>
-    <w:lvlOverride w:ilvl="0">
-      <w:startOverride w:val="1"/>
-    </w:lvlOverride>
-    <w:lvlOverride w:ilvl="1">
-      <w:startOverride w:val="1"/>
-    </w:lvlOverride>
-    <w:lvlOverride w:ilvl="2">
-      <w:startOverride w:val="1"/>
-    </w:lvlOverride>
-    <w:lvlOverride w:ilvl="3">
-      <w:startOverride w:val="1"/>
-    </w:lvlOverride>
-    <w:lvlOverride w:ilvl="4">
-      <w:startOverride w:val="1"/>
-    </w:lvlOverride>
-    <w:lvlOverride w:ilvl="5">
-      <w:startOverride w:val="1"/>
-    </w:lvlOverride>
-    <w:lvlOverride w:ilvl="6">
-      <w:startOverride w:val="1"/>
-    </w:lvlOverride>
-    <w:lvlOverride w:ilvl="7">
-      <w:startOverride w:val="1"/>
-    </w:lvlOverride>
-    <w:lvlOverride w:ilvl="8">
-      <w:startOverride w:val="1"/>
-    </w:lvlOverride>
   </w:num>
 </w:numbering>
 </file>

--- a/06-学生侧材料/讲义/6-有机化学/羰基化学与缩合反应.docx
+++ b/06-学生侧材料/讲义/6-有机化学/羰基化学与缩合反应.docx
@@ -2199,7 +2199,7 @@
               <w:rPr>
                 <w:rFonts w:ascii="Times New Roman" w:hAnsi="Times New Roman" w:eastAsia="Times New Roman" w:cs="Times New Roman"/>
               </w:rPr>
-              <w:t xml:space="preserve">❌ </w:t>
+              <w:t xml:space="preserve">✗ </w:t>
             </w:r>
             <w:r>
               <w:rPr>
@@ -9785,7 +9785,7 @@
               <w:rPr>
                 <w:rFonts w:ascii="Times New Roman" w:hAnsi="Times New Roman" w:eastAsia="Times New Roman" w:cs="Times New Roman"/>
               </w:rPr>
-              <w:t xml:space="preserve">❌ </w:t>
+              <w:t xml:space="preserve">✗ </w:t>
             </w:r>
             <w:r>
               <w:rPr>
@@ -21328,7 +21328,7 @@
               <w:rPr>
                 <w:rFonts w:ascii="Times New Roman" w:hAnsi="Times New Roman" w:eastAsia="Times New Roman" w:cs="Times New Roman"/>
               </w:rPr>
-              <w:t xml:space="preserve">❌</w:t>
+              <w:t xml:space="preserve">✗</w:t>
             </w:r>
           </w:p>
         </w:tc>
@@ -21401,7 +21401,7 @@
               <w:rPr>
                 <w:rFonts w:ascii="Times New Roman" w:hAnsi="Times New Roman" w:eastAsia="Times New Roman" w:cs="Times New Roman"/>
               </w:rPr>
-              <w:t xml:space="preserve">❌</w:t>
+              <w:t xml:space="preserve">✗</w:t>
             </w:r>
           </w:p>
         </w:tc>

--- a/06-学生侧材料/讲义/6-有机化学/羰基化学与缩合反应.docx
+++ b/06-学生侧材料/讲义/6-有机化学/羰基化学与缩合反应.docx
@@ -1131,12 +1131,18 @@
             </w:rPr>
           </m:ctrlPr>
         </m:oMathPr>
-        <m:r>
-          <m:t>R</m:t>
-        </m:r>
-        <m:r>
-          <m:t>2</m:t>
-        </m:r>
+        <m:sSub>
+          <m:e>
+            <m:r>
+              <m:t>R</m:t>
+            </m:r>
+          </m:e>
+          <m:sub>
+            <m:r>
+              <m:t>2</m:t>
+            </m:r>
+          </m:sub>
+        </m:sSub>
         <m:sSup>
           <m:e>
             <m:r>

--- a/06-学生侧材料/讲义/6-有机化学/羰基化学与缩合反应.docx
+++ b/06-学生侧材料/讲义/6-有机化学/羰基化学与缩合反应.docx
@@ -36,296 +36,6 @@
     </w:p>
     <w:p>
       <w:pPr>
-        <w:pStyle w:val="BlockText"/>
-      </w:pPr>
-      <w:r>
-        <w:rPr>
-          <w:rFonts w:hint="eastAsia" w:ascii="Times New Roman" w:hAnsi="Times New Roman" w:eastAsia="FangSong" w:cs="Times New Roman"/>
-          <w:b/>
-          <w:bCs/>
-        </w:rPr>
-        <w:t xml:space="preserve">专题页</w:t>
-      </w:r>
-      <w:r>
-        <w:rPr>
-          <w:rFonts w:hint="eastAsia" w:ascii="Times New Roman" w:hAnsi="Times New Roman" w:eastAsia="Times New Roman" w:cs="Times New Roman"/>
-        </w:rPr>
-        <w:t>：04-</w:t>
-      </w:r>
-      <w:r>
-        <w:rPr>
-          <w:rFonts w:hint="eastAsia" w:ascii="Times New Roman" w:hAnsi="Times New Roman" w:eastAsia="FangSong" w:cs="Times New Roman"/>
-        </w:rPr>
-        <w:t>专题与题型</w:t>
-      </w:r>
-      <w:r>
-        <w:rPr>
-          <w:rFonts w:hint="eastAsia" w:ascii="Times New Roman" w:hAnsi="Times New Roman" w:eastAsia="Times New Roman" w:cs="Times New Roman"/>
-        </w:rPr>
-        <w:t>/</w:t>
-      </w:r>
-      <w:r>
-        <w:rPr>
-          <w:rFonts w:hint="eastAsia" w:ascii="Times New Roman" w:hAnsi="Times New Roman" w:eastAsia="FangSong" w:cs="Times New Roman"/>
-        </w:rPr>
-        <w:t>专题</w:t>
-      </w:r>
-      <w:r>
-        <w:rPr>
-          <w:rFonts w:hint="eastAsia" w:ascii="Times New Roman" w:hAnsi="Times New Roman" w:eastAsia="Times New Roman" w:cs="Times New Roman"/>
-        </w:rPr>
-        <w:t>/</w:t>
-      </w:r>
-      <w:r>
-        <w:rPr>
-          <w:rFonts w:hint="eastAsia" w:ascii="Times New Roman" w:hAnsi="Times New Roman" w:eastAsia="FangSong" w:cs="Times New Roman"/>
-        </w:rPr>
-        <w:t>专题</w:t>
-      </w:r>
-      <w:r>
-        <w:rPr>
-          <w:rFonts w:hint="eastAsia" w:ascii="Times New Roman" w:hAnsi="Times New Roman" w:eastAsia="Times New Roman" w:cs="Times New Roman"/>
-        </w:rPr>
-        <w:t>-</w:t>
-      </w:r>
-      <w:r>
-        <w:rPr>
-          <w:rFonts w:hint="eastAsia" w:ascii="Times New Roman" w:hAnsi="Times New Roman" w:eastAsia="FangSong" w:cs="Times New Roman"/>
-        </w:rPr>
-        <w:t>羰基化学与缩合反应</w:t>
-      </w:r>
-    </w:p>
-    <w:p>
-      <w:pPr>
-        <w:pStyle w:val="BlockText"/>
-      </w:pPr>
-      <w:r>
-        <w:rPr>
-          <w:rFonts w:hint="eastAsia" w:ascii="Times New Roman" w:hAnsi="Times New Roman" w:eastAsia="FangSong" w:cs="Times New Roman"/>
-        </w:rPr>
-        <w:t>本讲核心目标</w:t>
-      </w:r>
-      <w:r>
-        <w:rPr>
-          <w:rFonts w:hint="eastAsia" w:ascii="Times New Roman" w:hAnsi="Times New Roman" w:eastAsia="Times New Roman" w:cs="Times New Roman"/>
-        </w:rPr>
-        <w:t>：</w:t>
-      </w:r>
-      <w:r>
-        <w:rPr>
-          <w:rFonts w:hint="eastAsia" w:ascii="Times New Roman" w:hAnsi="Times New Roman" w:eastAsia="FangSong" w:cs="Times New Roman"/>
-        </w:rPr>
-        <w:t>把羰基相关反应从</w:t>
-      </w:r>
-      <w:r>
-        <w:rPr>
-          <w:rFonts w:hint="eastAsia" w:ascii="Times New Roman" w:hAnsi="Times New Roman" w:eastAsia="Times New Roman" w:cs="Times New Roman"/>
-        </w:rPr>
-        <w:t>”</w:t>
-      </w:r>
-      <w:r>
-        <w:rPr>
-          <w:rFonts w:hint="eastAsia" w:ascii="Times New Roman" w:hAnsi="Times New Roman" w:eastAsia="FangSong" w:cs="Times New Roman"/>
-        </w:rPr>
-        <w:t>背人名</w:t>
-      </w:r>
-      <w:r>
-        <w:rPr>
-          <w:rFonts w:hint="eastAsia" w:ascii="Times New Roman" w:hAnsi="Times New Roman" w:eastAsia="Times New Roman" w:cs="Times New Roman"/>
-        </w:rPr>
-        <w:t>/</w:t>
-      </w:r>
-      <w:r>
-        <w:rPr>
-          <w:rFonts w:hint="eastAsia" w:ascii="Times New Roman" w:hAnsi="Times New Roman" w:eastAsia="FangSong" w:cs="Times New Roman"/>
-        </w:rPr>
-        <w:t>背试剂</w:t>
-      </w:r>
-      <w:r>
-        <w:rPr>
-          <w:rFonts w:hint="eastAsia" w:ascii="Times New Roman" w:hAnsi="Times New Roman" w:eastAsia="Times New Roman" w:cs="Times New Roman"/>
-        </w:rPr>
-        <w:t>”</w:t>
-      </w:r>
-      <w:r>
-        <w:rPr>
-          <w:rFonts w:hint="eastAsia" w:ascii="Times New Roman" w:hAnsi="Times New Roman" w:eastAsia="FangSong" w:cs="Times New Roman"/>
-        </w:rPr>
-        <w:t>提升到</w:t>
-      </w:r>
-      <w:r>
-        <w:rPr>
-          <w:rFonts w:ascii="Times New Roman" w:hAnsi="Times New Roman" w:eastAsia="Times New Roman" w:cs="Times New Roman"/>
-        </w:rPr>
-        <w:t xml:space="preserve"> </w:t>
-      </w:r>
-      <w:r>
-        <w:rPr>
-          <w:rFonts w:hint="eastAsia" w:ascii="Times New Roman" w:hAnsi="Times New Roman" w:eastAsia="Times New Roman" w:cs="Times New Roman"/>
-          <w:b/>
-          <w:bCs/>
-        </w:rPr>
-        <w:t>“</w:t>
-      </w:r>
-      <w:r>
-        <w:rPr>
-          <w:rFonts w:hint="eastAsia" w:ascii="Times New Roman" w:hAnsi="Times New Roman" w:eastAsia="FangSong" w:cs="Times New Roman"/>
-          <w:b/>
-          <w:bCs/>
-        </w:rPr>
-        <w:t>会判供体</w:t>
-      </w:r>
-      <w:r>
-        <w:rPr>
-          <w:rFonts w:hint="eastAsia" w:ascii="Times New Roman" w:hAnsi="Times New Roman" w:eastAsia="Times New Roman" w:cs="Times New Roman"/>
-          <w:b/>
-          <w:bCs/>
-        </w:rPr>
-        <w:t>、</w:t>
-      </w:r>
-      <w:r>
-        <w:rPr>
-          <w:rFonts w:hint="eastAsia" w:ascii="Times New Roman" w:hAnsi="Times New Roman" w:eastAsia="FangSong" w:cs="Times New Roman"/>
-          <w:b/>
-          <w:bCs/>
-        </w:rPr>
-        <w:t>受体</w:t>
-      </w:r>
-      <w:r>
-        <w:rPr>
-          <w:rFonts w:hint="eastAsia" w:ascii="Times New Roman" w:hAnsi="Times New Roman" w:eastAsia="Times New Roman" w:cs="Times New Roman"/>
-          <w:b/>
-          <w:bCs/>
-        </w:rPr>
-        <w:t>、</w:t>
-      </w:r>
-      <w:r>
-        <w:rPr>
-          <w:rFonts w:hint="eastAsia" w:ascii="Times New Roman" w:hAnsi="Times New Roman" w:eastAsia="FangSong" w:cs="Times New Roman"/>
-          <w:b/>
-          <w:bCs/>
-        </w:rPr>
-        <w:t>离去基</w:t>
-      </w:r>
-      <w:r>
-        <w:rPr>
-          <w:rFonts w:hint="eastAsia" w:ascii="Times New Roman" w:hAnsi="Times New Roman" w:eastAsia="Times New Roman" w:cs="Times New Roman"/>
-          <w:b/>
-          <w:bCs/>
-        </w:rPr>
-        <w:t>、</w:t>
-      </w:r>
-      <w:r>
-        <w:rPr>
-          <w:rFonts w:hint="eastAsia" w:ascii="Times New Roman" w:hAnsi="Times New Roman" w:eastAsia="FangSong" w:cs="Times New Roman"/>
-          <w:b/>
-          <w:bCs/>
-        </w:rPr>
-        <w:t>后续分流</w:t>
-      </w:r>
-      <w:r>
-        <w:rPr>
-          <w:rFonts w:hint="eastAsia" w:ascii="Times New Roman" w:hAnsi="Times New Roman" w:eastAsia="Times New Roman" w:cs="Times New Roman"/>
-          <w:b/>
-          <w:bCs/>
-        </w:rPr>
-        <w:t>”</w:t>
-      </w:r>
-      <w:r>
-        <w:rPr>
-          <w:rFonts w:hint="eastAsia" w:ascii="Times New Roman" w:hAnsi="Times New Roman" w:eastAsia="FangSong" w:cs="Times New Roman"/>
-          <w:b/>
-          <w:bCs/>
-        </w:rPr>
-        <w:t xml:space="preserve">的统一系统</w:t>
-      </w:r>
-      <w:r>
-        <w:rPr>
-          <w:rFonts w:hint="eastAsia" w:ascii="Times New Roman" w:hAnsi="Times New Roman" w:eastAsia="Times New Roman" w:cs="Times New Roman"/>
-        </w:rPr>
-        <w:t>。</w:t>
-      </w:r>
-      <w:r>
-        <w:rPr>
-          <w:rFonts w:hint="eastAsia" w:ascii="Times New Roman" w:hAnsi="Times New Roman" w:eastAsia="FangSong" w:cs="Times New Roman"/>
-        </w:rPr>
-        <w:t>在第三轮建立</w:t>
-      </w:r>
-      <w:r>
-        <w:rPr>
-          <w:rFonts w:hint="eastAsia" w:ascii="Times New Roman" w:hAnsi="Times New Roman" w:eastAsia="Times New Roman" w:cs="Times New Roman"/>
-        </w:rPr>
-        <w:t>”</w:t>
-      </w:r>
-      <w:r>
-        <w:rPr>
-          <w:rFonts w:hint="eastAsia" w:ascii="Times New Roman" w:hAnsi="Times New Roman" w:eastAsia="FangSong" w:cs="Times New Roman"/>
-        </w:rPr>
-        <w:t>亲核加成</w:t>
-      </w:r>
-      <w:r>
-        <w:rPr>
-          <w:rFonts w:ascii="Times New Roman" w:hAnsi="Times New Roman" w:eastAsia="Times New Roman" w:cs="Times New Roman"/>
-        </w:rPr>
-        <w:t xml:space="preserve"> / </w:t>
-      </w:r>
-      <w:r>
-        <w:rPr>
-          <w:rFonts w:hint="eastAsia" w:ascii="Times New Roman" w:hAnsi="Times New Roman" w:eastAsia="FangSong" w:cs="Times New Roman"/>
-        </w:rPr>
-        <w:t xml:space="preserve">酰基取代</w:t>
-      </w:r>
-      <w:r>
-        <w:rPr>
-          <w:rFonts w:ascii="Times New Roman" w:hAnsi="Times New Roman" w:eastAsia="Times New Roman" w:cs="Times New Roman"/>
-        </w:rPr>
-        <w:t xml:space="preserve"> / </w:t>
-      </w:r>
-      <w:r>
-        <w:rPr>
-          <w:rFonts w:hint="eastAsia" w:ascii="Times New Roman" w:hAnsi="Times New Roman" w:eastAsia="Times New Roman" w:cs="Times New Roman"/>
-        </w:rPr>
-        <w:t>α</w:t>
-      </w:r>
-      <w:r>
-        <w:rPr>
-          <w:rFonts w:hint="eastAsia" w:ascii="Times New Roman" w:hAnsi="Times New Roman" w:eastAsia="FangSong" w:cs="Times New Roman"/>
-        </w:rPr>
-        <w:t>位缩合</w:t>
-      </w:r>
-      <w:r>
-        <w:rPr>
-          <w:rFonts w:ascii="Times New Roman" w:hAnsi="Times New Roman" w:eastAsia="Times New Roman" w:cs="Times New Roman"/>
-        </w:rPr>
-        <w:t xml:space="preserve"> / </w:t>
-      </w:r>
-      <w:r>
-        <w:rPr>
-          <w:rFonts w:hint="eastAsia" w:ascii="Times New Roman" w:hAnsi="Times New Roman" w:eastAsia="FangSong" w:cs="Times New Roman"/>
-        </w:rPr>
-        <w:t>极性翻转</w:t>
-      </w:r>
-      <w:r>
-        <w:rPr>
-          <w:rFonts w:hint="eastAsia" w:ascii="Times New Roman" w:hAnsi="Times New Roman" w:eastAsia="Times New Roman" w:cs="Times New Roman"/>
-        </w:rPr>
-        <w:t>”</w:t>
-      </w:r>
-      <w:r>
-        <w:rPr>
-          <w:rFonts w:hint="eastAsia" w:ascii="Times New Roman" w:hAnsi="Times New Roman" w:eastAsia="FangSong" w:cs="Times New Roman"/>
-        </w:rPr>
-        <w:t>四层框架</w:t>
-      </w:r>
-      <w:r>
-        <w:rPr>
-          <w:rFonts w:hint="eastAsia" w:ascii="Times New Roman" w:hAnsi="Times New Roman" w:eastAsia="Times New Roman" w:cs="Times New Roman"/>
-        </w:rPr>
-        <w:t>。</w:t>
-      </w:r>
-    </w:p>
-    <w:p>
-      <w:pPr>
         <w:spacing w:before="160" w:after="80"/>
       </w:pPr>
       <w:r>
@@ -351,6 +61,7 @@
       <w:pPr>
         <w:pStyle w:val="BlockText"/>
         <w:spacing w:after="80"/>
+        <w:ind w:firstLine="420"/>
       </w:pPr>
       <w:r>
         <w:rPr>
@@ -431,6 +142,15 @@
         <w:tblW w:type="pct" w:w="5000"/>
         <w:tblLayout w:type="fixed"/>
         <w:tblLook w:firstRow="1" w:lastRow="0" w:firstColumn="0" w:lastColumn="0" w:noHBand="0" w:noVBand="0" w:val="0020"/>
+        <w:jc w:val="center"/>
+        <w:tblBorders>
+          <w:top w:val="single" w:sz="12" w:space="0" w:color="333333"/>
+          <w:bottom w:val="single" w:sz="12" w:space="0" w:color="333333"/>
+          <w:left w:val="none"/>
+          <w:right w:val="none"/>
+          <w:insideH w:val="none"/>
+          <w:insideV w:val="none"/>
+        </w:tblBorders>
       </w:tblPr>
       <w:tblGrid>
         <w:gridCol w:w="3960"/>
@@ -441,7 +161,11 @@
           <w:tblHeader w:val="on"/>
         </w:trPr>
         <w:tc>
-          <w:tcPr/>
+          <w:tcPr>
+            <w:tcBorders>
+              <w:bottom w:val="single" w:sz="6" w:space="0" w:color="333333"/>
+            </w:tcBorders>
+          </w:tcPr>
           <w:p>
             <w:pPr>
               <w:pStyle w:val="Compact"/>
@@ -457,7 +181,11 @@
           </w:p>
         </w:tc>
         <w:tc>
-          <w:tcPr/>
+          <w:tcPr>
+            <w:tcBorders>
+              <w:bottom w:val="single" w:sz="6" w:space="0" w:color="333333"/>
+            </w:tcBorders>
+          </w:tcPr>
           <w:p>
             <w:pPr>
               <w:pStyle w:val="Compact"/>
@@ -1060,6 +788,7 @@
     <w:p>
       <w:pPr>
         <w:pStyle w:val="FirstParagraph"/>
+        <w:ind w:firstLine="420"/>
       </w:pPr>
       <w:r>
         <w:rPr>
@@ -1306,6 +1035,15 @@
         <w:tblStyle w:val="Table"/>
         <w:tblW w:type="auto" w:w="0"/>
         <w:tblLook w:firstRow="1" w:lastRow="0" w:firstColumn="0" w:lastColumn="0" w:noHBand="0" w:noVBand="0" w:val="0020"/>
+        <w:jc w:val="center"/>
+        <w:tblBorders>
+          <w:top w:val="single" w:sz="12" w:space="0" w:color="333333"/>
+          <w:bottom w:val="single" w:sz="12" w:space="0" w:color="333333"/>
+          <w:left w:val="none"/>
+          <w:right w:val="none"/>
+          <w:insideH w:val="none"/>
+          <w:insideV w:val="none"/>
+        </w:tblBorders>
       </w:tblPr>
       <w:tblGrid>
         <w:gridCol w:w="2640"/>
@@ -1317,7 +1055,11 @@
           <w:tblHeader w:val="on"/>
         </w:trPr>
         <w:tc>
-          <w:tcPr/>
+          <w:tcPr>
+            <w:tcBorders>
+              <w:bottom w:val="single" w:sz="6" w:space="0" w:color="333333"/>
+            </w:tcBorders>
+          </w:tcPr>
           <w:p>
             <w:pPr>
               <w:pStyle w:val="Compact"/>
@@ -1333,7 +1075,11 @@
           </w:p>
         </w:tc>
         <w:tc>
-          <w:tcPr/>
+          <w:tcPr>
+            <w:tcBorders>
+              <w:bottom w:val="single" w:sz="6" w:space="0" w:color="333333"/>
+            </w:tcBorders>
+          </w:tcPr>
           <w:p>
             <w:pPr>
               <w:pStyle w:val="Compact"/>
@@ -1349,7 +1095,11 @@
           </w:p>
         </w:tc>
         <w:tc>
-          <w:tcPr/>
+          <w:tcPr>
+            <w:tcBorders>
+              <w:bottom w:val="single" w:sz="6" w:space="0" w:color="333333"/>
+            </w:tcBorders>
+          </w:tcPr>
           <w:p>
             <w:pPr>
               <w:pStyle w:val="Compact"/>
@@ -1761,6 +1511,7 @@
       <w:pPr>
         <w:pStyle w:val="BlockText"/>
         <w:spacing w:before="120"/>
+        <w:ind w:firstLine="420"/>
       </w:pPr>
       <w:r>
         <w:rPr>
@@ -2008,6 +1759,15 @@
         <w:tblW w:type="pct" w:w="5000"/>
         <w:tblLayout w:type="fixed"/>
         <w:tblLook w:firstRow="1" w:lastRow="0" w:firstColumn="0" w:lastColumn="0" w:noHBand="0" w:noVBand="0" w:val="0020"/>
+        <w:jc w:val="center"/>
+        <w:tblBorders>
+          <w:top w:val="single" w:sz="12" w:space="0" w:color="333333"/>
+          <w:bottom w:val="single" w:sz="12" w:space="0" w:color="333333"/>
+          <w:left w:val="none"/>
+          <w:right w:val="none"/>
+          <w:insideH w:val="none"/>
+          <w:insideV w:val="none"/>
+        </w:tblBorders>
       </w:tblPr>
       <w:tblGrid>
         <w:gridCol w:w="2640"/>
@@ -2019,7 +1779,11 @@
           <w:tblHeader w:val="on"/>
         </w:trPr>
         <w:tc>
-          <w:tcPr/>
+          <w:tcPr>
+            <w:tcBorders>
+              <w:bottom w:val="single" w:sz="6" w:space="0" w:color="333333"/>
+            </w:tcBorders>
+          </w:tcPr>
           <w:p>
             <w:pPr>
               <w:pStyle w:val="Compact"/>
@@ -2035,7 +1799,11 @@
           </w:p>
         </w:tc>
         <w:tc>
-          <w:tcPr/>
+          <w:tcPr>
+            <w:tcBorders>
+              <w:bottom w:val="single" w:sz="6" w:space="0" w:color="333333"/>
+            </w:tcBorders>
+          </w:tcPr>
           <w:p>
             <w:pPr>
               <w:pStyle w:val="Compact"/>
@@ -2065,7 +1833,11 @@
           </w:p>
         </w:tc>
         <w:tc>
-          <w:tcPr/>
+          <w:tcPr>
+            <w:tcBorders>
+              <w:bottom w:val="single" w:sz="6" w:space="0" w:color="333333"/>
+            </w:tcBorders>
+          </w:tcPr>
           <w:p>
             <w:pPr>
               <w:pStyle w:val="Compact"/>
@@ -2479,8 +2251,9 @@
     </w:tbl>
     <w:p>
       <w:pPr>
-        <w:pStyle w:val="MistakeBlock"/>
+        <w:pStyle w:val="BodyText"/>
         <w:spacing w:before="120"/>
+        <w:ind w:firstLine="420"/>
       </w:pPr>
       <w:r>
         <w:rPr>
@@ -2519,6 +2292,12 @@
           <w:rFonts w:ascii="Times New Roman" w:hAnsi="Times New Roman" w:eastAsia="Times New Roman" w:cs="Times New Roman"/>
         </w:rPr>
         <w:t xml:space="preserve"> </w:t>
+      </w:r>
+      <w:r>
+        <w:rPr>
+          <w:rFonts w:ascii="Times New Roman" w:hAnsi="Times New Roman" w:eastAsia="Times New Roman" w:cs="Times New Roman"/>
+        </w:rPr>
+        <w:t xml:space="preserve">&gt; </w:t>
       </w:r>
       <w:r>
         <w:rPr>
@@ -2958,6 +2737,7 @@
           <w:ilvl w:val="0"/>
           <w:numId w:val="1001"/>
         </w:numPr>
+        <w:ind w:firstLine="420"/>
       </w:pPr>
       <w:r>
         <w:rPr>
@@ -3159,6 +2939,7 @@
           <w:ilvl w:val="0"/>
           <w:numId w:val="1001"/>
         </w:numPr>
+        <w:ind w:firstLine="420"/>
       </w:pPr>
       <w:r>
         <w:rPr>
@@ -3264,6 +3045,15 @@
         <w:tblStyle w:val="Table"/>
         <w:tblW w:type="auto" w:w="0"/>
         <w:tblLook w:firstRow="1" w:lastRow="0" w:firstColumn="0" w:lastColumn="0" w:noHBand="0" w:noVBand="0" w:val="0020"/>
+        <w:jc w:val="center"/>
+        <w:tblBorders>
+          <w:top w:val="single" w:sz="12" w:space="0" w:color="333333"/>
+          <w:bottom w:val="single" w:sz="12" w:space="0" w:color="333333"/>
+          <w:left w:val="none"/>
+          <w:right w:val="none"/>
+          <w:insideH w:val="none"/>
+          <w:insideV w:val="none"/>
+        </w:tblBorders>
       </w:tblPr>
       <w:tblGrid>
         <w:gridCol w:w="2640"/>
@@ -3275,7 +3065,11 @@
           <w:tblHeader w:val="on"/>
         </w:trPr>
         <w:tc>
-          <w:tcPr/>
+          <w:tcPr>
+            <w:tcBorders>
+              <w:bottom w:val="single" w:sz="6" w:space="0" w:color="333333"/>
+            </w:tcBorders>
+          </w:tcPr>
           <w:p>
             <w:pPr>
               <w:pStyle w:val="Compact"/>
@@ -3291,7 +3085,11 @@
           </w:p>
         </w:tc>
         <w:tc>
-          <w:tcPr/>
+          <w:tcPr>
+            <w:tcBorders>
+              <w:bottom w:val="single" w:sz="6" w:space="0" w:color="333333"/>
+            </w:tcBorders>
+          </w:tcPr>
           <w:p>
             <w:pPr>
               <w:pStyle w:val="Compact"/>
@@ -3307,7 +3105,11 @@
           </w:p>
         </w:tc>
         <w:tc>
-          <w:tcPr/>
+          <w:tcPr>
+            <w:tcBorders>
+              <w:bottom w:val="single" w:sz="6" w:space="0" w:color="333333"/>
+            </w:tcBorders>
+          </w:tcPr>
           <w:p>
             <w:pPr>
               <w:pStyle w:val="Compact"/>
@@ -3669,6 +3471,7 @@
       <w:pPr>
         <w:pStyle w:val="BlockText"/>
         <w:spacing w:before="120"/>
+        <w:ind w:firstLine="420"/>
       </w:pPr>
       <w:r>
         <w:rPr>
@@ -3841,6 +3644,7 @@
       <w:pPr>
         <w:pStyle w:val="FirstParagraph"/>
         <w:spacing w:after="80"/>
+        <w:ind w:firstLine="420"/>
       </w:pPr>
       <w:r>
         <w:rPr>
@@ -3891,6 +3695,15 @@
         <w:tblW w:type="pct" w:w="5000"/>
         <w:tblLayout w:type="fixed"/>
         <w:tblLook w:firstRow="1" w:lastRow="0" w:firstColumn="0" w:lastColumn="0" w:noHBand="0" w:noVBand="0" w:val="0020"/>
+        <w:jc w:val="center"/>
+        <w:tblBorders>
+          <w:top w:val="single" w:sz="12" w:space="0" w:color="333333"/>
+          <w:bottom w:val="single" w:sz="12" w:space="0" w:color="333333"/>
+          <w:left w:val="none"/>
+          <w:right w:val="none"/>
+          <w:insideH w:val="none"/>
+          <w:insideV w:val="none"/>
+        </w:tblBorders>
       </w:tblPr>
       <w:tblGrid>
         <w:gridCol w:w="2640"/>
@@ -3902,7 +3715,11 @@
           <w:tblHeader w:val="on"/>
         </w:trPr>
         <w:tc>
-          <w:tcPr/>
+          <w:tcPr>
+            <w:tcBorders>
+              <w:bottom w:val="single" w:sz="6" w:space="0" w:color="333333"/>
+            </w:tcBorders>
+          </w:tcPr>
           <w:p>
             <w:pPr>
               <w:pStyle w:val="Compact"/>
@@ -3918,7 +3735,11 @@
           </w:p>
         </w:tc>
         <w:tc>
-          <w:tcPr/>
+          <w:tcPr>
+            <w:tcBorders>
+              <w:bottom w:val="single" w:sz="6" w:space="0" w:color="333333"/>
+            </w:tcBorders>
+          </w:tcPr>
           <w:p>
             <w:pPr>
               <w:pStyle w:val="Compact"/>
@@ -3934,7 +3755,11 @@
           </w:p>
         </w:tc>
         <w:tc>
-          <w:tcPr/>
+          <w:tcPr>
+            <w:tcBorders>
+              <w:bottom w:val="single" w:sz="6" w:space="0" w:color="333333"/>
+            </w:tcBorders>
+          </w:tcPr>
           <w:p>
             <w:pPr>
               <w:pStyle w:val="Compact"/>
@@ -4406,6 +4231,7 @@
       <w:pPr>
         <w:pStyle w:val="BlockText"/>
         <w:spacing w:before="120"/>
+        <w:ind w:firstLine="420"/>
       </w:pPr>
       <w:r>
         <w:rPr>
@@ -4466,7 +4292,8 @@
     </w:p>
     <w:p>
       <w:pPr>
-        <w:pStyle w:val="MistakeBlock"/>
+        <w:pStyle w:val="FirstParagraph"/>
+        <w:ind w:firstLine="420"/>
       </w:pPr>
       <w:r>
         <w:rPr>
@@ -4521,6 +4348,12 @@
           <w:rFonts w:ascii="Times New Roman" w:hAnsi="Times New Roman" w:eastAsia="Times New Roman" w:cs="Times New Roman"/>
         </w:rPr>
         <w:t xml:space="preserve"> </w:t>
+      </w:r>
+      <w:r>
+        <w:rPr>
+          <w:rFonts w:ascii="Times New Roman" w:hAnsi="Times New Roman" w:eastAsia="Times New Roman" w:cs="Times New Roman"/>
+        </w:rPr>
+        <w:t xml:space="preserve">&gt; </w:t>
       </w:r>
       <w:r>
         <w:rPr>
@@ -4759,6 +4592,7 @@
     <w:p>
       <w:pPr>
         <w:pStyle w:val="FirstParagraph"/>
+        <w:ind w:firstLine="420"/>
       </w:pPr>
       <w:r>
         <w:rPr>
@@ -4834,6 +4668,7 @@
           <w:ilvl w:val="0"/>
           <w:numId w:val="1002"/>
         </w:numPr>
+        <w:ind w:firstLine="420"/>
       </w:pPr>
       <w:r>
         <w:rPr>
@@ -4926,6 +4761,7 @@
           <w:ilvl w:val="0"/>
           <w:numId w:val="1002"/>
         </w:numPr>
+        <w:ind w:firstLine="420"/>
       </w:pPr>
       <w:r>
         <w:rPr>
@@ -4970,7 +4806,8 @@
     </w:p>
     <w:p>
       <w:pPr>
-        <w:pStyle w:val="MistakeBlock"/>
+        <w:pStyle w:val="FirstParagraph"/>
+        <w:ind w:firstLine="420"/>
       </w:pPr>
       <w:r>
         <w:rPr>
@@ -5049,6 +4886,12 @@
           <w:rFonts w:ascii="Times New Roman" w:hAnsi="Times New Roman" w:eastAsia="Times New Roman" w:cs="Times New Roman"/>
         </w:rPr>
         <w:t xml:space="preserve"> </w:t>
+      </w:r>
+      <w:r>
+        <w:rPr>
+          <w:rFonts w:ascii="Times New Roman" w:hAnsi="Times New Roman" w:eastAsia="Times New Roman" w:cs="Times New Roman"/>
+        </w:rPr>
+        <w:t xml:space="preserve">&gt; </w:t>
       </w:r>
       <w:r>
         <w:rPr>
@@ -5255,6 +5098,15 @@
         <w:tblW w:type="pct" w:w="5000"/>
         <w:tblLayout w:type="fixed"/>
         <w:tblLook w:firstRow="1" w:lastRow="0" w:firstColumn="0" w:lastColumn="0" w:noHBand="0" w:noVBand="0" w:val="0020"/>
+        <w:jc w:val="center"/>
+        <w:tblBorders>
+          <w:top w:val="single" w:sz="12" w:space="0" w:color="333333"/>
+          <w:bottom w:val="single" w:sz="12" w:space="0" w:color="333333"/>
+          <w:left w:val="none"/>
+          <w:right w:val="none"/>
+          <w:insideH w:val="none"/>
+          <w:insideV w:val="none"/>
+        </w:tblBorders>
       </w:tblPr>
       <w:tblGrid>
         <w:gridCol w:w="2640"/>
@@ -5266,7 +5118,11 @@
           <w:tblHeader w:val="on"/>
         </w:trPr>
         <w:tc>
-          <w:tcPr/>
+          <w:tcPr>
+            <w:tcBorders>
+              <w:bottom w:val="single" w:sz="6" w:space="0" w:color="333333"/>
+            </w:tcBorders>
+          </w:tcPr>
           <w:p>
             <w:pPr>
               <w:pStyle w:val="Compact"/>
@@ -5282,7 +5138,11 @@
           </w:p>
         </w:tc>
         <w:tc>
-          <w:tcPr/>
+          <w:tcPr>
+            <w:tcBorders>
+              <w:bottom w:val="single" w:sz="6" w:space="0" w:color="333333"/>
+            </w:tcBorders>
+          </w:tcPr>
           <w:p>
             <w:pPr>
               <w:pStyle w:val="Compact"/>
@@ -5298,7 +5158,11 @@
           </w:p>
         </w:tc>
         <w:tc>
-          <w:tcPr/>
+          <w:tcPr>
+            <w:tcBorders>
+              <w:bottom w:val="single" w:sz="6" w:space="0" w:color="333333"/>
+            </w:tcBorders>
+          </w:tcPr>
           <w:p>
             <w:pPr>
               <w:pStyle w:val="Compact"/>
@@ -5545,6 +5409,7 @@
       <w:pPr>
         <w:pStyle w:val="BodyText"/>
         <w:spacing w:before="120"/>
+        <w:ind w:firstLine="420"/>
       </w:pPr>
       <w:r>
         <w:rPr>
@@ -5652,6 +5517,7 @@
     <w:p>
       <w:pPr>
         <w:pStyle w:val="BlockText"/>
+        <w:ind w:firstLine="420"/>
       </w:pPr>
       <w:r>
         <w:rPr>
@@ -6151,6 +6017,7 @@
     <w:p>
       <w:pPr>
         <w:pStyle w:val="FirstParagraph"/>
+        <w:ind w:firstLine="420"/>
       </w:pPr>
       <w:r>
         <w:rPr>
@@ -6224,6 +6091,7 @@
     <w:p>
       <w:pPr>
         <w:pStyle w:val="BodyText"/>
+        <w:ind w:firstLine="420"/>
       </w:pPr>
       <w:r>
         <w:rPr>
@@ -6368,6 +6236,7 @@
       <w:pPr>
         <w:pStyle w:val="BodyText"/>
         <w:spacing w:after="80"/>
+        <w:ind w:firstLine="420"/>
       </w:pPr>
       <w:r>
         <w:rPr>
@@ -6398,6 +6267,15 @@
         <w:tblW w:type="pct" w:w="5000"/>
         <w:tblLayout w:type="fixed"/>
         <w:tblLook w:firstRow="1" w:lastRow="0" w:firstColumn="0" w:lastColumn="0" w:noHBand="0" w:noVBand="0" w:val="0020"/>
+        <w:jc w:val="center"/>
+        <w:tblBorders>
+          <w:top w:val="single" w:sz="12" w:space="0" w:color="333333"/>
+          <w:bottom w:val="single" w:sz="12" w:space="0" w:color="333333"/>
+          <w:left w:val="none"/>
+          <w:right w:val="none"/>
+          <w:insideH w:val="none"/>
+          <w:insideV w:val="none"/>
+        </w:tblBorders>
       </w:tblPr>
       <w:tblGrid>
         <w:gridCol w:w="1508"/>
@@ -6411,7 +6289,11 @@
           <w:tblHeader w:val="on"/>
         </w:trPr>
         <w:tc>
-          <w:tcPr/>
+          <w:tcPr>
+            <w:tcBorders>
+              <w:bottom w:val="single" w:sz="6" w:space="0" w:color="333333"/>
+            </w:tcBorders>
+          </w:tcPr>
           <w:p>
             <w:pPr>
               <w:pStyle w:val="Compact"/>
@@ -6427,7 +6309,11 @@
           </w:p>
         </w:tc>
         <w:tc>
-          <w:tcPr/>
+          <w:tcPr>
+            <w:tcBorders>
+              <w:bottom w:val="single" w:sz="6" w:space="0" w:color="333333"/>
+            </w:tcBorders>
+          </w:tcPr>
           <w:p>
             <w:pPr>
               <w:pStyle w:val="Compact"/>
@@ -6443,7 +6329,11 @@
           </w:p>
         </w:tc>
         <w:tc>
-          <w:tcPr/>
+          <w:tcPr>
+            <w:tcBorders>
+              <w:bottom w:val="single" w:sz="6" w:space="0" w:color="333333"/>
+            </w:tcBorders>
+          </w:tcPr>
           <w:p>
             <w:pPr>
               <w:pStyle w:val="Compact"/>
@@ -6459,7 +6349,11 @@
           </w:p>
         </w:tc>
         <w:tc>
-          <w:tcPr/>
+          <w:tcPr>
+            <w:tcBorders>
+              <w:bottom w:val="single" w:sz="6" w:space="0" w:color="333333"/>
+            </w:tcBorders>
+          </w:tcPr>
           <w:p>
             <w:pPr>
               <w:pStyle w:val="Compact"/>
@@ -6475,7 +6369,11 @@
           </w:p>
         </w:tc>
         <w:tc>
-          <w:tcPr/>
+          <w:tcPr>
+            <w:tcBorders>
+              <w:bottom w:val="single" w:sz="6" w:space="0" w:color="333333"/>
+            </w:tcBorders>
+          </w:tcPr>
           <w:p>
             <w:pPr>
               <w:pStyle w:val="Compact"/>
@@ -6862,6 +6760,7 @@
     <w:p>
       <w:pPr>
         <w:pStyle w:val="FirstParagraph"/>
+        <w:ind w:firstLine="420"/>
       </w:pPr>
       <w:r>
         <w:rPr>
@@ -6981,6 +6880,7 @@
     <w:p>
       <w:pPr>
         <w:pStyle w:val="BodyText"/>
+        <w:ind w:firstLine="420"/>
       </w:pPr>
       <w:r>
         <w:rPr>
@@ -7028,6 +6928,7 @@
           <w:ilvl w:val="0"/>
           <w:numId w:val="1003"/>
         </w:numPr>
+        <w:ind w:firstLine="420"/>
       </w:pPr>
       <w:r>
         <w:rPr>
@@ -7100,6 +7001,7 @@
           <w:ilvl w:val="0"/>
           <w:numId w:val="1003"/>
         </w:numPr>
+        <w:ind w:firstLine="420"/>
       </w:pPr>
       <w:r>
         <w:rPr>
@@ -7127,6 +7029,7 @@
           <w:ilvl w:val="0"/>
           <w:numId w:val="1003"/>
         </w:numPr>
+        <w:ind w:firstLine="420"/>
       </w:pPr>
       <w:r>
         <w:rPr>
@@ -7178,6 +7081,7 @@
           <w:ilvl w:val="0"/>
           <w:numId w:val="1003"/>
         </w:numPr>
+        <w:ind w:firstLine="420"/>
       </w:pPr>
       <w:r>
         <w:rPr>
@@ -7285,6 +7189,15 @@
         <w:tblStyle w:val="Table"/>
         <w:tblW w:type="auto" w:w="0"/>
         <w:tblLook w:firstRow="1" w:lastRow="0" w:firstColumn="0" w:lastColumn="0" w:noHBand="0" w:noVBand="0" w:val="0020"/>
+        <w:jc w:val="center"/>
+        <w:tblBorders>
+          <w:top w:val="single" w:sz="12" w:space="0" w:color="333333"/>
+          <w:bottom w:val="single" w:sz="12" w:space="0" w:color="333333"/>
+          <w:left w:val="none"/>
+          <w:right w:val="none"/>
+          <w:insideH w:val="none"/>
+          <w:insideV w:val="none"/>
+        </w:tblBorders>
       </w:tblPr>
       <w:tblGrid>
         <w:gridCol w:w="2640"/>
@@ -7296,7 +7209,11 @@
           <w:tblHeader w:val="on"/>
         </w:trPr>
         <w:tc>
-          <w:tcPr/>
+          <w:tcPr>
+            <w:tcBorders>
+              <w:bottom w:val="single" w:sz="6" w:space="0" w:color="333333"/>
+            </w:tcBorders>
+          </w:tcPr>
           <w:p>
             <w:pPr>
               <w:pStyle w:val="Compact"/>
@@ -7312,7 +7229,11 @@
           </w:p>
         </w:tc>
         <w:tc>
-          <w:tcPr/>
+          <w:tcPr>
+            <w:tcBorders>
+              <w:bottom w:val="single" w:sz="6" w:space="0" w:color="333333"/>
+            </w:tcBorders>
+          </w:tcPr>
           <w:p>
             <w:pPr>
               <w:pStyle w:val="Compact"/>
@@ -7328,7 +7249,11 @@
           </w:p>
         </w:tc>
         <w:tc>
-          <w:tcPr/>
+          <w:tcPr>
+            <w:tcBorders>
+              <w:bottom w:val="single" w:sz="6" w:space="0" w:color="333333"/>
+            </w:tcBorders>
+          </w:tcPr>
           <w:p>
             <w:pPr>
               <w:pStyle w:val="Compact"/>
@@ -7652,6 +7577,7 @@
       <w:pPr>
         <w:pStyle w:val="BodyText"/>
         <w:spacing w:before="120"/>
+        <w:ind w:firstLine="420"/>
       </w:pPr>
       <w:r>
         <w:rPr>
@@ -7761,6 +7687,7 @@
     <w:p>
       <w:pPr>
         <w:pStyle w:val="FirstParagraph"/>
+        <w:ind w:firstLine="420"/>
       </w:pPr>
       <w:r>
         <w:rPr>
@@ -7866,6 +7793,7 @@
           <w:ilvl w:val="0"/>
           <w:numId w:val="1004"/>
         </w:numPr>
+        <w:ind w:firstLine="420"/>
       </w:pPr>
       <w:r>
         <w:rPr>
@@ -8033,6 +7961,7 @@
           <w:ilvl w:val="0"/>
           <w:numId w:val="1004"/>
         </w:numPr>
+        <w:ind w:firstLine="420"/>
       </w:pPr>
       <w:r>
         <w:rPr>
@@ -8174,6 +8103,7 @@
     <w:p>
       <w:pPr>
         <w:pStyle w:val="BlockText"/>
+        <w:ind w:firstLine="420"/>
       </w:pPr>
       <w:r>
         <w:rPr>
@@ -8326,6 +8256,7 @@
       <w:pPr>
         <w:pStyle w:val="FirstParagraph"/>
         <w:spacing w:after="80"/>
+        <w:ind w:firstLine="420"/>
       </w:pPr>
       <w:r>
         <w:rPr>
@@ -8371,6 +8302,15 @@
         <w:tblStyle w:val="Table"/>
         <w:tblW w:type="auto" w:w="0"/>
         <w:tblLook w:firstRow="1" w:lastRow="0" w:firstColumn="0" w:lastColumn="0" w:noHBand="0" w:noVBand="0" w:val="0020"/>
+        <w:jc w:val="center"/>
+        <w:tblBorders>
+          <w:top w:val="single" w:sz="12" w:space="0" w:color="333333"/>
+          <w:bottom w:val="single" w:sz="12" w:space="0" w:color="333333"/>
+          <w:left w:val="none"/>
+          <w:right w:val="none"/>
+          <w:insideH w:val="none"/>
+          <w:insideV w:val="none"/>
+        </w:tblBorders>
       </w:tblPr>
       <w:tblGrid>
         <w:gridCol w:w="3960"/>
@@ -8381,7 +8321,11 @@
           <w:tblHeader w:val="on"/>
         </w:trPr>
         <w:tc>
-          <w:tcPr/>
+          <w:tcPr>
+            <w:tcBorders>
+              <w:bottom w:val="single" w:sz="6" w:space="0" w:color="333333"/>
+            </w:tcBorders>
+          </w:tcPr>
           <w:p>
             <w:pPr>
               <w:pStyle w:val="Compact"/>
@@ -8397,7 +8341,11 @@
           </w:p>
         </w:tc>
         <w:tc>
-          <w:tcPr/>
+          <w:tcPr>
+            <w:tcBorders>
+              <w:bottom w:val="single" w:sz="6" w:space="0" w:color="333333"/>
+            </w:tcBorders>
+          </w:tcPr>
           <w:p>
             <w:pPr>
               <w:pStyle w:val="Compact"/>
@@ -8542,6 +8490,7 @@
       <w:pPr>
         <w:pStyle w:val="BlockText"/>
         <w:spacing w:before="120"/>
+        <w:ind w:firstLine="420"/>
       </w:pPr>
       <w:r>
         <w:rPr>
@@ -8693,6 +8642,7 @@
     <w:p>
       <w:pPr>
         <w:pStyle w:val="FirstParagraph"/>
+        <w:ind w:firstLine="420"/>
       </w:pPr>
       <w:r>
         <w:rPr>
@@ -8740,6 +8690,7 @@
     <w:p>
       <w:pPr>
         <w:pStyle w:val="BodyText"/>
+        <w:ind w:firstLine="420"/>
       </w:pPr>
       <w:r>
         <w:rPr>
@@ -8787,6 +8738,7 @@
           <w:ilvl w:val="0"/>
           <w:numId w:val="1005"/>
         </w:numPr>
+        <w:ind w:firstLine="420"/>
       </w:pPr>
       <w:r>
         <w:rPr>
@@ -8820,6 +8772,7 @@
           <w:ilvl w:val="0"/>
           <w:numId w:val="1005"/>
         </w:numPr>
+        <w:ind w:firstLine="420"/>
       </w:pPr>
       <w:r>
         <w:rPr>
@@ -8847,6 +8800,7 @@
           <w:ilvl w:val="0"/>
           <w:numId w:val="1005"/>
         </w:numPr>
+        <w:ind w:firstLine="420"/>
       </w:pPr>
       <w:r>
         <w:rPr>
@@ -8913,6 +8867,7 @@
           <w:ilvl w:val="0"/>
           <w:numId w:val="1005"/>
         </w:numPr>
+        <w:ind w:firstLine="420"/>
       </w:pPr>
       <w:r>
         <w:rPr>
@@ -8994,6 +8949,15 @@
         <w:tblStyle w:val="Table"/>
         <w:tblW w:type="auto" w:w="0"/>
         <w:tblLook w:firstRow="1" w:lastRow="0" w:firstColumn="0" w:lastColumn="0" w:noHBand="0" w:noVBand="0" w:val="0020"/>
+        <w:jc w:val="center"/>
+        <w:tblBorders>
+          <w:top w:val="single" w:sz="12" w:space="0" w:color="333333"/>
+          <w:bottom w:val="single" w:sz="12" w:space="0" w:color="333333"/>
+          <w:left w:val="none"/>
+          <w:right w:val="none"/>
+          <w:insideH w:val="none"/>
+          <w:insideV w:val="none"/>
+        </w:tblBorders>
       </w:tblPr>
       <w:tblGrid>
         <w:gridCol w:w="2640"/>
@@ -9005,7 +8969,11 @@
           <w:tblHeader w:val="on"/>
         </w:trPr>
         <w:tc>
-          <w:tcPr/>
+          <w:tcPr>
+            <w:tcBorders>
+              <w:bottom w:val="single" w:sz="6" w:space="0" w:color="333333"/>
+            </w:tcBorders>
+          </w:tcPr>
           <w:p>
             <w:pPr>
               <w:pStyle w:val="Compact"/>
@@ -9021,7 +8989,11 @@
           </w:p>
         </w:tc>
         <w:tc>
-          <w:tcPr/>
+          <w:tcPr>
+            <w:tcBorders>
+              <w:bottom w:val="single" w:sz="6" w:space="0" w:color="333333"/>
+            </w:tcBorders>
+          </w:tcPr>
           <w:p>
             <w:pPr>
               <w:pStyle w:val="Compact"/>
@@ -9037,7 +9009,11 @@
           </w:p>
         </w:tc>
         <w:tc>
-          <w:tcPr/>
+          <w:tcPr>
+            <w:tcBorders>
+              <w:bottom w:val="single" w:sz="6" w:space="0" w:color="333333"/>
+            </w:tcBorders>
+          </w:tcPr>
           <w:p>
             <w:pPr>
               <w:pStyle w:val="Compact"/>
@@ -9366,6 +9342,7 @@
       <w:pPr>
         <w:pStyle w:val="BodyText"/>
         <w:spacing w:before="120"/>
+        <w:ind w:firstLine="420"/>
       </w:pPr>
       <w:r>
         <w:rPr>
@@ -9477,6 +9454,7 @@
     <w:p>
       <w:pPr>
         <w:pStyle w:val="FirstParagraph"/>
+        <w:ind w:firstLine="420"/>
       </w:pPr>
       <w:r>
         <w:rPr>
@@ -9568,6 +9546,7 @@
     <w:p>
       <w:pPr>
         <w:pStyle w:val="BodyText"/>
+        <w:ind w:firstLine="420"/>
       </w:pPr>
       <w:r>
         <w:rPr>
@@ -9726,7 +9705,7 @@
         </w:rPr>
         <w:drawing>
           <wp:inline>
-            <wp:extent cx="3600000" cy="1771200"/>
+            <wp:extent cx="2667000" cy="1278300"/>
             <wp:effectExtent b="0" l="0" r="0" t="0"/>
             <wp:docPr descr="Michael 加成机理——碳负离子对 α,β-不饱和羰基的共轭加成" title="" id="32" name="Picture"/>
             <a:graphic>
@@ -9747,7 +9726,7 @@
                   <pic:spPr bwMode="auto">
                     <a:xfrm>
                       <a:off x="0" y="0"/>
-                      <a:ext cx="3600000" cy="1771200"/>
+                      <a:ext cx="2667000" cy="1278300"/>
                     </a:xfrm>
                     <a:prstGeom prst="rect">
                       <a:avLst/>
@@ -10167,6 +10146,7 @@
     <w:p>
       <w:pPr>
         <w:pStyle w:val="FirstParagraph"/>
+        <w:ind w:firstLine="420"/>
       </w:pPr>
       <w:r>
         <w:rPr>
@@ -10306,6 +10286,7 @@
           <w:ilvl w:val="0"/>
           <w:numId w:val="1006"/>
         </w:numPr>
+        <w:ind w:firstLine="420"/>
       </w:pPr>
       <w:r>
         <w:rPr>
@@ -10333,6 +10314,7 @@
           <w:ilvl w:val="0"/>
           <w:numId w:val="1006"/>
         </w:numPr>
+        <w:ind w:firstLine="420"/>
       </w:pPr>
       <w:r>
         <w:rPr>
@@ -10400,6 +10382,7 @@
           <w:ilvl w:val="0"/>
           <w:numId w:val="1006"/>
         </w:numPr>
+        <w:ind w:firstLine="420"/>
       </w:pPr>
       <w:r>
         <w:rPr>
@@ -10474,6 +10457,15 @@
         <w:tblW w:type="pct" w:w="5000"/>
         <w:tblLayout w:type="fixed"/>
         <w:tblLook w:firstRow="1" w:lastRow="0" w:firstColumn="0" w:lastColumn="0" w:noHBand="0" w:noVBand="0" w:val="0020"/>
+        <w:jc w:val="center"/>
+        <w:tblBorders>
+          <w:top w:val="single" w:sz="12" w:space="0" w:color="333333"/>
+          <w:bottom w:val="single" w:sz="12" w:space="0" w:color="333333"/>
+          <w:left w:val="none"/>
+          <w:right w:val="none"/>
+          <w:insideH w:val="none"/>
+          <w:insideV w:val="none"/>
+        </w:tblBorders>
       </w:tblPr>
       <w:tblGrid>
         <w:gridCol w:w="2640"/>
@@ -10485,7 +10477,11 @@
           <w:tblHeader w:val="on"/>
         </w:trPr>
         <w:tc>
-          <w:tcPr/>
+          <w:tcPr>
+            <w:tcBorders>
+              <w:bottom w:val="single" w:sz="6" w:space="0" w:color="333333"/>
+            </w:tcBorders>
+          </w:tcPr>
           <w:p>
             <w:pPr>
               <w:pStyle w:val="Compact"/>
@@ -10501,7 +10497,11 @@
           </w:p>
         </w:tc>
         <w:tc>
-          <w:tcPr/>
+          <w:tcPr>
+            <w:tcBorders>
+              <w:bottom w:val="single" w:sz="6" w:space="0" w:color="333333"/>
+            </w:tcBorders>
+          </w:tcPr>
           <w:p>
             <w:pPr>
               <w:pStyle w:val="Compact"/>
@@ -10524,7 +10524,11 @@
           </w:p>
         </w:tc>
         <w:tc>
-          <w:tcPr/>
+          <w:tcPr>
+            <w:tcBorders>
+              <w:bottom w:val="single" w:sz="6" w:space="0" w:color="333333"/>
+            </w:tcBorders>
+          </w:tcPr>
           <w:p>
             <w:pPr>
               <w:pStyle w:val="Compact"/>
@@ -10918,6 +10922,7 @@
       <w:pPr>
         <w:pStyle w:val="BlockText"/>
         <w:spacing w:before="120"/>
+        <w:ind w:firstLine="420"/>
       </w:pPr>
       <w:r>
         <w:rPr>
@@ -11154,6 +11159,7 @@
     <w:p>
       <w:pPr>
         <w:pStyle w:val="FirstParagraph"/>
+        <w:ind w:firstLine="420"/>
       </w:pPr>
       <w:r>
         <w:rPr>
@@ -11233,6 +11239,7 @@
     <w:p>
       <w:pPr>
         <w:pStyle w:val="BodyText"/>
+        <w:ind w:firstLine="420"/>
       </w:pPr>
       <w:r>
         <w:rPr>
@@ -11272,6 +11279,7 @@
           <w:ilvl w:val="0"/>
           <w:numId w:val="1007"/>
         </w:numPr>
+        <w:ind w:firstLine="420"/>
       </w:pPr>
       <w:r>
         <w:rPr>
@@ -11311,6 +11319,7 @@
           <w:ilvl w:val="0"/>
           <w:numId w:val="1007"/>
         </w:numPr>
+        <w:ind w:firstLine="420"/>
       </w:pPr>
       <w:r>
         <w:rPr>
@@ -11338,6 +11347,7 @@
           <w:ilvl w:val="0"/>
           <w:numId w:val="1007"/>
         </w:numPr>
+        <w:ind w:firstLine="420"/>
       </w:pPr>
       <w:r>
         <w:rPr>
@@ -11360,7 +11370,8 @@
     </w:p>
     <w:p>
       <w:pPr>
-        <w:pStyle w:val="MistakeBlock"/>
+        <w:pStyle w:val="FirstParagraph"/>
+        <w:ind w:firstLine="420"/>
       </w:pPr>
       <w:r>
         <w:rPr>
@@ -11428,7 +11439,7 @@
         <w:rPr>
           <w:rFonts w:ascii="Times New Roman" w:hAnsi="Times New Roman" w:eastAsia="Times New Roman" w:cs="Times New Roman"/>
         </w:rPr>
-        <w:t xml:space="preserve">Robinson </w:t>
+        <w:t xml:space="preserve">&gt; Robinson </w:t>
       </w:r>
       <w:r>
         <w:rPr>
@@ -11552,6 +11563,7 @@
     <w:p>
       <w:pPr>
         <w:pStyle w:val="FirstParagraph"/>
+        <w:ind w:firstLine="420"/>
       </w:pPr>
       <w:r>
         <w:rPr>
@@ -11637,6 +11649,7 @@
     <w:p>
       <w:pPr>
         <w:pStyle w:val="BodyText"/>
+        <w:ind w:firstLine="420"/>
       </w:pPr>
       <w:r>
         <w:rPr>
@@ -11660,6 +11673,7 @@
           <w:ilvl w:val="0"/>
           <w:numId w:val="1008"/>
         </w:numPr>
+        <w:ind w:firstLine="420"/>
       </w:pPr>
       <w:r>
         <w:rPr>
@@ -11759,6 +11773,7 @@
           <w:numId w:val="1008"/>
         </w:numPr>
         <w:spacing w:after="80"/>
+        <w:ind w:firstLine="420"/>
       </w:pPr>
       <w:r>
         <w:rPr>
@@ -11784,6 +11799,15 @@
         <w:tblStyle w:val="Table"/>
         <w:tblW w:type="auto" w:w="0"/>
         <w:tblLook w:firstRow="1" w:lastRow="0" w:firstColumn="0" w:lastColumn="0" w:noHBand="0" w:noVBand="0" w:val="0020"/>
+        <w:jc w:val="center"/>
+        <w:tblBorders>
+          <w:top w:val="single" w:sz="12" w:space="0" w:color="333333"/>
+          <w:bottom w:val="single" w:sz="12" w:space="0" w:color="333333"/>
+          <w:left w:val="none"/>
+          <w:right w:val="none"/>
+          <w:insideH w:val="none"/>
+          <w:insideV w:val="none"/>
+        </w:tblBorders>
       </w:tblPr>
       <w:tblGrid>
         <w:gridCol w:w="2640"/>
@@ -11795,7 +11819,11 @@
           <w:tblHeader w:val="on"/>
         </w:trPr>
         <w:tc>
-          <w:tcPr/>
+          <w:tcPr>
+            <w:tcBorders>
+              <w:bottom w:val="single" w:sz="6" w:space="0" w:color="333333"/>
+            </w:tcBorders>
+          </w:tcPr>
           <w:p>
             <w:pPr>
               <w:pStyle w:val="Compact"/>
@@ -11811,7 +11839,11 @@
           </w:p>
         </w:tc>
         <w:tc>
-          <w:tcPr/>
+          <w:tcPr>
+            <w:tcBorders>
+              <w:bottom w:val="single" w:sz="6" w:space="0" w:color="333333"/>
+            </w:tcBorders>
+          </w:tcPr>
           <w:p>
             <w:pPr>
               <w:pStyle w:val="Compact"/>
@@ -11827,7 +11859,11 @@
           </w:p>
         </w:tc>
         <w:tc>
-          <w:tcPr/>
+          <w:tcPr>
+            <w:tcBorders>
+              <w:bottom w:val="single" w:sz="6" w:space="0" w:color="333333"/>
+            </w:tcBorders>
+          </w:tcPr>
           <w:p>
             <w:pPr>
               <w:pStyle w:val="Compact"/>
@@ -12046,6 +12082,7 @@
       <w:pPr>
         <w:pStyle w:val="BlockText"/>
         <w:spacing w:before="120"/>
+        <w:ind w:firstLine="420"/>
       </w:pPr>
       <w:r>
         <w:rPr>
@@ -12148,7 +12185,8 @@
     </w:p>
     <w:p>
       <w:pPr>
-        <w:pStyle w:val="MistakeBlock"/>
+        <w:pStyle w:val="FirstParagraph"/>
+        <w:ind w:firstLine="420"/>
       </w:pPr>
       <w:r>
         <w:rPr>
@@ -12211,6 +12249,12 @@
           <w:rFonts w:ascii="Times New Roman" w:hAnsi="Times New Roman" w:eastAsia="Times New Roman" w:cs="Times New Roman"/>
         </w:rPr>
         <w:t xml:space="preserve"> </w:t>
+      </w:r>
+      <w:r>
+        <w:rPr>
+          <w:rFonts w:ascii="Times New Roman" w:hAnsi="Times New Roman" w:eastAsia="Times New Roman" w:cs="Times New Roman"/>
+        </w:rPr>
+        <w:t xml:space="preserve">&gt; </w:t>
       </w:r>
       <w:r>
         <w:rPr>
@@ -12392,6 +12436,15 @@
         <w:tblStyle w:val="Table"/>
         <w:tblW w:type="auto" w:w="0"/>
         <w:tblLook w:firstRow="1" w:lastRow="0" w:firstColumn="0" w:lastColumn="0" w:noHBand="0" w:noVBand="0" w:val="0020"/>
+        <w:jc w:val="center"/>
+        <w:tblBorders>
+          <w:top w:val="single" w:sz="12" w:space="0" w:color="333333"/>
+          <w:bottom w:val="single" w:sz="12" w:space="0" w:color="333333"/>
+          <w:left w:val="none"/>
+          <w:right w:val="none"/>
+          <w:insideH w:val="none"/>
+          <w:insideV w:val="none"/>
+        </w:tblBorders>
       </w:tblPr>
       <w:tblGrid>
         <w:gridCol w:w="1980"/>
@@ -12404,7 +12457,11 @@
           <w:tblHeader w:val="on"/>
         </w:trPr>
         <w:tc>
-          <w:tcPr/>
+          <w:tcPr>
+            <w:tcBorders>
+              <w:bottom w:val="single" w:sz="6" w:space="0" w:color="333333"/>
+            </w:tcBorders>
+          </w:tcPr>
           <w:p>
             <w:pPr>
               <w:pStyle w:val="Compact"/>
@@ -12420,7 +12477,11 @@
           </w:p>
         </w:tc>
         <w:tc>
-          <w:tcPr/>
+          <w:tcPr>
+            <w:tcBorders>
+              <w:bottom w:val="single" w:sz="6" w:space="0" w:color="333333"/>
+            </w:tcBorders>
+          </w:tcPr>
           <w:p>
             <w:pPr>
               <w:pStyle w:val="Compact"/>
@@ -12436,7 +12497,11 @@
           </w:p>
         </w:tc>
         <w:tc>
-          <w:tcPr/>
+          <w:tcPr>
+            <w:tcBorders>
+              <w:bottom w:val="single" w:sz="6" w:space="0" w:color="333333"/>
+            </w:tcBorders>
+          </w:tcPr>
           <w:p>
             <w:pPr>
               <w:pStyle w:val="Compact"/>
@@ -12452,7 +12517,11 @@
           </w:p>
         </w:tc>
         <w:tc>
-          <w:tcPr/>
+          <w:tcPr>
+            <w:tcBorders>
+              <w:bottom w:val="single" w:sz="6" w:space="0" w:color="333333"/>
+            </w:tcBorders>
+          </w:tcPr>
           <w:p>
             <w:pPr>
               <w:pStyle w:val="Compact"/>
@@ -12813,6 +12882,7 @@
       <w:pPr>
         <w:pStyle w:val="BlockText"/>
         <w:spacing w:before="120"/>
+        <w:ind w:firstLine="420"/>
       </w:pPr>
       <w:r>
         <w:rPr>
@@ -12988,6 +13058,7 @@
       <w:pPr>
         <w:pStyle w:val="FirstParagraph"/>
         <w:spacing w:after="80"/>
+        <w:ind w:firstLine="420"/>
       </w:pPr>
       <w:r>
         <w:rPr>
@@ -13395,6 +13466,15 @@
         <w:tblStyle w:val="Table"/>
         <w:tblW w:type="auto" w:w="0"/>
         <w:tblLook w:firstRow="1" w:lastRow="0" w:firstColumn="0" w:lastColumn="0" w:noHBand="0" w:noVBand="0" w:val="0020"/>
+        <w:jc w:val="center"/>
+        <w:tblBorders>
+          <w:top w:val="single" w:sz="12" w:space="0" w:color="333333"/>
+          <w:bottom w:val="single" w:sz="12" w:space="0" w:color="333333"/>
+          <w:left w:val="none"/>
+          <w:right w:val="none"/>
+          <w:insideH w:val="none"/>
+          <w:insideV w:val="none"/>
+        </w:tblBorders>
       </w:tblPr>
       <w:tblGrid>
         <w:gridCol w:w="2640"/>
@@ -13406,7 +13486,11 @@
           <w:tblHeader w:val="on"/>
         </w:trPr>
         <w:tc>
-          <w:tcPr/>
+          <w:tcPr>
+            <w:tcBorders>
+              <w:bottom w:val="single" w:sz="6" w:space="0" w:color="333333"/>
+            </w:tcBorders>
+          </w:tcPr>
           <w:p>
             <w:pPr>
               <w:pStyle w:val="Compact"/>
@@ -13422,7 +13506,11 @@
           </w:p>
         </w:tc>
         <w:tc>
-          <w:tcPr/>
+          <w:tcPr>
+            <w:tcBorders>
+              <w:bottom w:val="single" w:sz="6" w:space="0" w:color="333333"/>
+            </w:tcBorders>
+          </w:tcPr>
           <w:p>
             <w:pPr>
               <w:pStyle w:val="Compact"/>
@@ -13438,7 +13526,11 @@
           </w:p>
         </w:tc>
         <w:tc>
-          <w:tcPr/>
+          <w:tcPr>
+            <w:tcBorders>
+              <w:bottom w:val="single" w:sz="6" w:space="0" w:color="333333"/>
+            </w:tcBorders>
+          </w:tcPr>
           <w:p>
             <w:pPr>
               <w:pStyle w:val="Compact"/>
@@ -13732,6 +13824,7 @@
       <w:pPr>
         <w:pStyle w:val="BodyText"/>
         <w:spacing w:before="120"/>
+        <w:ind w:firstLine="420"/>
       </w:pPr>
       <w:r>
         <w:rPr>
@@ -14103,6 +14196,7 @@
     <w:p>
       <w:pPr>
         <w:pStyle w:val="BlockText"/>
+        <w:ind w:firstLine="420"/>
       </w:pPr>
       <w:r>
         <w:rPr>
@@ -14361,7 +14455,8 @@
     </w:p>
     <w:p>
       <w:pPr>
-        <w:pStyle w:val="MistakeBlock"/>
+        <w:pStyle w:val="FirstParagraph"/>
+        <w:ind w:firstLine="420"/>
       </w:pPr>
       <w:r>
         <w:rPr>
@@ -14448,6 +14543,12 @@
           <w:rFonts w:ascii="Times New Roman" w:hAnsi="Times New Roman" w:eastAsia="Times New Roman" w:cs="Times New Roman"/>
         </w:rPr>
         <w:t xml:space="preserve"> </w:t>
+      </w:r>
+      <w:r>
+        <w:rPr>
+          <w:rFonts w:ascii="Times New Roman" w:hAnsi="Times New Roman" w:eastAsia="Times New Roman" w:cs="Times New Roman"/>
+        </w:rPr>
+        <w:t xml:space="preserve">&gt; </w:t>
       </w:r>
       <w:r>
         <w:rPr>
@@ -14677,6 +14778,7 @@
     <w:p>
       <w:pPr>
         <w:pStyle w:val="FirstParagraph"/>
+        <w:ind w:firstLine="420"/>
       </w:pPr>
       <w:r>
         <w:rPr>
@@ -14784,6 +14886,7 @@
     <w:p>
       <w:pPr>
         <w:pStyle w:val="BodyText"/>
+        <w:ind w:firstLine="420"/>
       </w:pPr>
       <w:r>
         <w:rPr>
@@ -14851,6 +14954,7 @@
     <w:p>
       <w:pPr>
         <w:pStyle w:val="BodyText"/>
+        <w:ind w:firstLine="420"/>
       </w:pPr>
       <w:r>
         <w:rPr>
@@ -14874,6 +14978,7 @@
           <w:ilvl w:val="0"/>
           <w:numId w:val="1009"/>
         </w:numPr>
+        <w:ind w:firstLine="420"/>
       </w:pPr>
       <w:r>
         <w:rPr>
@@ -14927,6 +15032,7 @@
           <w:ilvl w:val="0"/>
           <w:numId w:val="1009"/>
         </w:numPr>
+        <w:ind w:firstLine="420"/>
       </w:pPr>
       <w:r>
         <w:rPr>
@@ -14994,6 +15100,7 @@
           <w:ilvl w:val="0"/>
           <w:numId w:val="1009"/>
         </w:numPr>
+        <w:ind w:firstLine="420"/>
       </w:pPr>
       <w:r>
         <w:rPr>
@@ -15060,6 +15167,7 @@
           <w:ilvl w:val="0"/>
           <w:numId w:val="1009"/>
         </w:numPr>
+        <w:ind w:firstLine="420"/>
       </w:pPr>
       <w:r>
         <w:rPr>
@@ -15147,6 +15255,7 @@
     <w:p>
       <w:pPr>
         <w:pStyle w:val="FirstParagraph"/>
+        <w:ind w:firstLine="420"/>
       </w:pPr>
       <w:r>
         <w:rPr>
@@ -15172,6 +15281,7 @@
     <w:p>
       <w:pPr>
         <w:pStyle w:val="BodyText"/>
+        <w:ind w:firstLine="420"/>
       </w:pPr>
       <w:r>
         <w:rPr>
@@ -15362,6 +15472,7 @@
     <w:p>
       <w:pPr>
         <w:pStyle w:val="FirstParagraph"/>
+        <w:ind w:firstLine="420"/>
       </w:pPr>
       <w:r>
         <w:rPr>
@@ -15460,6 +15571,7 @@
     <w:p>
       <w:pPr>
         <w:pStyle w:val="BodyText"/>
+        <w:ind w:firstLine="420"/>
       </w:pPr>
       <w:r>
         <w:rPr>
@@ -15594,6 +15706,7 @@
     <w:p>
       <w:pPr>
         <w:pStyle w:val="BodyText"/>
+        <w:ind w:firstLine="420"/>
       </w:pPr>
       <w:r>
         <w:rPr>
@@ -15613,6 +15726,7 @@
     <w:p>
       <w:pPr>
         <w:pStyle w:val="BodyText"/>
+        <w:ind w:firstLine="420"/>
       </w:pPr>
       <w:r>
         <w:rPr>
@@ -15906,6 +16020,7 @@
     <w:p>
       <w:pPr>
         <w:pStyle w:val="BodyText"/>
+        <w:ind w:firstLine="420"/>
       </w:pPr>
       <w:r>
         <w:rPr>
@@ -16051,6 +16166,7 @@
     <w:p>
       <w:pPr>
         <w:pStyle w:val="BodyText"/>
+        <w:ind w:firstLine="420"/>
       </w:pPr>
       <w:r>
         <w:rPr>
@@ -16256,6 +16372,7 @@
     <w:p>
       <w:pPr>
         <w:pStyle w:val="FirstParagraph"/>
+        <w:ind w:firstLine="420"/>
       </w:pPr>
       <w:r>
         <w:rPr>
@@ -16329,6 +16446,7 @@
     <w:p>
       <w:pPr>
         <w:pStyle w:val="BodyText"/>
+        <w:ind w:firstLine="420"/>
       </w:pPr>
       <w:r>
         <w:rPr>
@@ -16430,6 +16548,7 @@
     <w:p>
       <w:pPr>
         <w:pStyle w:val="BodyText"/>
+        <w:ind w:firstLine="420"/>
       </w:pPr>
       <w:r>
         <w:rPr>
@@ -16453,6 +16572,7 @@
           <w:ilvl w:val="0"/>
           <w:numId w:val="1010"/>
         </w:numPr>
+        <w:ind w:firstLine="420"/>
       </w:pPr>
       <w:r>
         <w:rPr>
@@ -16486,6 +16606,7 @@
           <w:ilvl w:val="0"/>
           <w:numId w:val="1010"/>
         </w:numPr>
+        <w:ind w:firstLine="420"/>
       </w:pPr>
       <w:r>
         <w:rPr>
@@ -16551,6 +16672,7 @@
           <w:ilvl w:val="0"/>
           <w:numId w:val="1010"/>
         </w:numPr>
+        <w:ind w:firstLine="420"/>
       </w:pPr>
       <w:r>
         <w:rPr>
@@ -16595,6 +16717,7 @@
     <w:p>
       <w:pPr>
         <w:pStyle w:val="FirstParagraph"/>
+        <w:ind w:firstLine="420"/>
       </w:pPr>
       <w:r>
         <w:rPr>
@@ -16800,6 +16923,7 @@
     <w:p>
       <w:pPr>
         <w:pStyle w:val="FirstParagraph"/>
+        <w:ind w:firstLine="420"/>
       </w:pPr>
       <w:r>
         <w:rPr>
@@ -16945,6 +17069,7 @@
     <w:p>
       <w:pPr>
         <w:pStyle w:val="BodyText"/>
+        <w:ind w:firstLine="420"/>
       </w:pPr>
       <w:r>
         <w:rPr>
@@ -17000,6 +17125,7 @@
     <w:p>
       <w:pPr>
         <w:pStyle w:val="BodyText"/>
+        <w:ind w:firstLine="420"/>
       </w:pPr>
       <w:r>
         <w:rPr>
@@ -17019,6 +17145,7 @@
     <w:p>
       <w:pPr>
         <w:pStyle w:val="BodyText"/>
+        <w:ind w:firstLine="420"/>
       </w:pPr>
       <w:r>
         <w:rPr>
@@ -17167,6 +17294,7 @@
     <w:p>
       <w:pPr>
         <w:pStyle w:val="BodyText"/>
+        <w:ind w:firstLine="420"/>
       </w:pPr>
       <w:r>
         <w:rPr>
@@ -17308,6 +17436,7 @@
     <w:p>
       <w:pPr>
         <w:pStyle w:val="BodyText"/>
+        <w:ind w:firstLine="420"/>
       </w:pPr>
       <w:r>
         <w:rPr>
@@ -17534,6 +17663,7 @@
     <w:p>
       <w:pPr>
         <w:pStyle w:val="FirstParagraph"/>
+        <w:ind w:firstLine="420"/>
       </w:pPr>
       <w:r>
         <w:rPr>
@@ -17640,6 +17770,7 @@
     <w:p>
       <w:pPr>
         <w:pStyle w:val="BodyText"/>
+        <w:ind w:firstLine="420"/>
       </w:pPr>
       <w:r>
         <w:rPr>
@@ -17683,6 +17814,7 @@
     <w:p>
       <w:pPr>
         <w:pStyle w:val="BodyText"/>
+        <w:ind w:firstLine="420"/>
       </w:pPr>
       <w:r>
         <w:rPr>
@@ -17702,6 +17834,7 @@
     <w:p>
       <w:pPr>
         <w:pStyle w:val="BodyText"/>
+        <w:ind w:firstLine="420"/>
       </w:pPr>
       <w:r>
         <w:rPr>
@@ -17867,6 +18000,7 @@
     <w:p>
       <w:pPr>
         <w:pStyle w:val="BodyText"/>
+        <w:ind w:firstLine="420"/>
       </w:pPr>
       <w:r>
         <w:rPr>
@@ -18064,6 +18198,7 @@
     <w:p>
       <w:pPr>
         <w:pStyle w:val="BodyText"/>
+        <w:ind w:firstLine="420"/>
       </w:pPr>
       <w:r>
         <w:rPr>
@@ -18267,6 +18402,7 @@
     <w:p>
       <w:pPr>
         <w:pStyle w:val="FirstParagraph"/>
+        <w:ind w:firstLine="420"/>
       </w:pPr>
       <w:r>
         <w:rPr>
@@ -18322,6 +18458,7 @@
     <w:p>
       <w:pPr>
         <w:pStyle w:val="BodyText"/>
+        <w:ind w:firstLine="420"/>
       </w:pPr>
       <w:r>
         <w:rPr>
@@ -18383,6 +18520,7 @@
     <w:p>
       <w:pPr>
         <w:pStyle w:val="BodyText"/>
+        <w:ind w:firstLine="420"/>
       </w:pPr>
       <w:r>
         <w:rPr>
@@ -18406,6 +18544,7 @@
           <w:ilvl w:val="0"/>
           <w:numId w:val="1011"/>
         </w:numPr>
+        <w:ind w:firstLine="420"/>
       </w:pPr>
       <w:r>
         <w:rPr>
@@ -18497,6 +18636,7 @@
           <w:ilvl w:val="0"/>
           <w:numId w:val="1011"/>
         </w:numPr>
+        <w:ind w:firstLine="420"/>
       </w:pPr>
       <w:r>
         <w:rPr>
@@ -18546,6 +18686,7 @@
           <w:ilvl w:val="0"/>
           <w:numId w:val="1011"/>
         </w:numPr>
+        <w:ind w:firstLine="420"/>
       </w:pPr>
       <w:r>
         <w:rPr>
@@ -18611,6 +18752,7 @@
           <w:ilvl w:val="0"/>
           <w:numId w:val="1011"/>
         </w:numPr>
+        <w:ind w:firstLine="420"/>
       </w:pPr>
       <w:r>
         <w:rPr>
@@ -18648,6 +18790,7 @@
     <w:p>
       <w:pPr>
         <w:pStyle w:val="FirstParagraph"/>
+        <w:ind w:firstLine="420"/>
       </w:pPr>
       <w:r>
         <w:rPr>
@@ -18793,7 +18936,8 @@
     </w:p>
     <w:p>
       <w:pPr>
-        <w:pStyle w:val="MistakeBlock"/>
+        <w:pStyle w:val="FirstParagraph"/>
+        <w:ind w:firstLine="420"/>
       </w:pPr>
       <w:r>
         <w:rPr>
@@ -18832,6 +18976,12 @@
           <w:rFonts w:ascii="Times New Roman" w:hAnsi="Times New Roman" w:eastAsia="Times New Roman" w:cs="Times New Roman"/>
         </w:rPr>
         <w:t xml:space="preserve"> </w:t>
+      </w:r>
+      <w:r>
+        <w:rPr>
+          <w:rFonts w:ascii="Times New Roman" w:hAnsi="Times New Roman" w:eastAsia="Times New Roman" w:cs="Times New Roman"/>
+        </w:rPr>
+        <w:t xml:space="preserve">&gt; </w:t>
       </w:r>
       <w:r>
         <w:rPr>
@@ -18979,7 +19129,8 @@
     </w:p>
     <w:p>
       <w:pPr>
-        <w:pStyle w:val="MistakeBlock"/>
+        <w:pStyle w:val="BodyText"/>
+        <w:ind w:firstLine="420"/>
       </w:pPr>
       <w:r>
         <w:rPr>
@@ -19058,6 +19209,12 @@
           <w:rFonts w:ascii="Times New Roman" w:hAnsi="Times New Roman" w:eastAsia="Times New Roman" w:cs="Times New Roman"/>
         </w:rPr>
         <w:t xml:space="preserve"> </w:t>
+      </w:r>
+      <w:r>
+        <w:rPr>
+          <w:rFonts w:ascii="Times New Roman" w:hAnsi="Times New Roman" w:eastAsia="Times New Roman" w:cs="Times New Roman"/>
+        </w:rPr>
+        <w:t xml:space="preserve">&gt; </w:t>
       </w:r>
       <w:r>
         <w:rPr>
@@ -19190,7 +19347,8 @@
     </w:p>
     <w:p>
       <w:pPr>
-        <w:pStyle w:val="MistakeBlock"/>
+        <w:pStyle w:val="BodyText"/>
+        <w:ind w:firstLine="420"/>
       </w:pPr>
       <w:r>
         <w:rPr>
@@ -19269,6 +19427,12 @@
           <w:rFonts w:ascii="Times New Roman" w:hAnsi="Times New Roman" w:eastAsia="Times New Roman" w:cs="Times New Roman"/>
         </w:rPr>
         <w:t xml:space="preserve"> </w:t>
+      </w:r>
+      <w:r>
+        <w:rPr>
+          <w:rFonts w:ascii="Times New Roman" w:hAnsi="Times New Roman" w:eastAsia="Times New Roman" w:cs="Times New Roman"/>
+        </w:rPr>
+        <w:t xml:space="preserve">&gt; </w:t>
       </w:r>
       <w:r>
         <w:rPr>
@@ -19380,7 +19544,8 @@
     </w:p>
     <w:p>
       <w:pPr>
-        <w:pStyle w:val="MistakeBlock"/>
+        <w:pStyle w:val="BodyText"/>
+        <w:ind w:firstLine="420"/>
       </w:pPr>
       <w:r>
         <w:rPr>
@@ -19448,7 +19613,7 @@
         <w:rPr>
           <w:rFonts w:ascii="Times New Roman" w:hAnsi="Times New Roman" w:eastAsia="Times New Roman" w:cs="Times New Roman"/>
         </w:rPr>
-        <w:t xml:space="preserve">Robinson </w:t>
+        <w:t xml:space="preserve">&gt; Robinson </w:t>
       </w:r>
       <w:r>
         <w:rPr>
@@ -19515,7 +19680,8 @@
     </w:p>
     <w:p>
       <w:pPr>
-        <w:pStyle w:val="MistakeBlock"/>
+        <w:pStyle w:val="BodyText"/>
+        <w:ind w:firstLine="420"/>
       </w:pPr>
       <w:r>
         <w:rPr>
@@ -19583,7 +19749,7 @@
         <w:rPr>
           <w:rFonts w:ascii="Times New Roman" w:hAnsi="Times New Roman" w:eastAsia="Times New Roman" w:cs="Times New Roman"/>
         </w:rPr>
-        <w:t xml:space="preserve">Mannich </w:t>
+        <w:t xml:space="preserve">&gt; Mannich </w:t>
       </w:r>
       <w:r>
         <w:rPr>
@@ -19738,7 +19904,8 @@
     </w:p>
     <w:p>
       <w:pPr>
-        <w:pStyle w:val="MistakeBlock"/>
+        <w:pStyle w:val="BodyText"/>
+        <w:ind w:firstLine="420"/>
       </w:pPr>
       <w:r>
         <w:rPr>
@@ -19809,6 +19976,12 @@
           <w:rFonts w:ascii="Times New Roman" w:hAnsi="Times New Roman" w:eastAsia="Times New Roman" w:cs="Times New Roman"/>
         </w:rPr>
         <w:t xml:space="preserve"> </w:t>
+      </w:r>
+      <w:r>
+        <w:rPr>
+          <w:rFonts w:ascii="Times New Roman" w:hAnsi="Times New Roman" w:eastAsia="Times New Roman" w:cs="Times New Roman"/>
+        </w:rPr>
+        <w:t xml:space="preserve">&gt; </w:t>
       </w:r>
       <w:r>
         <w:rPr>
@@ -19971,6 +20144,7 @@
           <w:ilvl w:val="0"/>
           <w:numId w:val="1012"/>
         </w:numPr>
+        <w:ind w:firstLine="420"/>
       </w:pPr>
       <w:r>
         <w:rPr>
@@ -19986,6 +20160,7 @@
           <w:ilvl w:val="1"/>
           <w:numId w:val="1013"/>
         </w:numPr>
+        <w:ind w:firstLine="420"/>
       </w:pPr>
       <w:r>
         <w:rPr>
@@ -20080,6 +20255,7 @@
           <w:ilvl w:val="1"/>
           <w:numId w:val="1013"/>
         </w:numPr>
+        <w:ind w:firstLine="420"/>
       </w:pPr>
       <w:r>
         <w:rPr>
@@ -20150,6 +20326,7 @@
           <w:ilvl w:val="1"/>
           <w:numId w:val="1013"/>
         </w:numPr>
+        <w:ind w:firstLine="420"/>
       </w:pPr>
       <w:r>
         <w:rPr>
@@ -20201,6 +20378,7 @@
           <w:ilvl w:val="2"/>
           <w:numId w:val="1014"/>
         </w:numPr>
+        <w:ind w:firstLine="420"/>
       </w:pPr>
       <w:r>
         <w:rPr>
@@ -20240,6 +20418,7 @@
           <w:ilvl w:val="2"/>
           <w:numId w:val="1014"/>
         </w:numPr>
+        <w:ind w:firstLine="420"/>
       </w:pPr>
       <w:r>
         <w:rPr>
@@ -20328,6 +20507,7 @@
           <w:ilvl w:val="2"/>
           <w:numId w:val="1014"/>
         </w:numPr>
+        <w:ind w:firstLine="420"/>
       </w:pPr>
       <w:r>
         <w:rPr>
@@ -20367,6 +20547,7 @@
           <w:ilvl w:val="2"/>
           <w:numId w:val="1014"/>
         </w:numPr>
+        <w:ind w:firstLine="420"/>
       </w:pPr>
       <w:r>
         <w:rPr>
@@ -20418,6 +20599,7 @@
           <w:ilvl w:val="1"/>
           <w:numId w:val="1013"/>
         </w:numPr>
+        <w:ind w:firstLine="420"/>
       </w:pPr>
       <w:r>
         <w:rPr>
@@ -20508,6 +20690,7 @@
           <w:ilvl w:val="0"/>
           <w:numId w:val="1015"/>
         </w:numPr>
+        <w:ind w:firstLine="420"/>
       </w:pPr>
       <w:r>
         <w:rPr>
@@ -20571,6 +20754,7 @@
           <w:ilvl w:val="0"/>
           <w:numId w:val="1015"/>
         </w:numPr>
+        <w:ind w:firstLine="420"/>
       </w:pPr>
       <w:r>
         <w:rPr>
@@ -20634,6 +20818,7 @@
           <w:ilvl w:val="0"/>
           <w:numId w:val="1015"/>
         </w:numPr>
+        <w:ind w:firstLine="420"/>
       </w:pPr>
       <w:r>
         <w:rPr>
@@ -20693,6 +20878,7 @@
           <w:ilvl w:val="0"/>
           <w:numId w:val="1016"/>
         </w:numPr>
+        <w:ind w:firstLine="420"/>
       </w:pPr>
       <w:r>
         <w:rPr>
@@ -20756,6 +20942,7 @@
           <w:ilvl w:val="0"/>
           <w:numId w:val="1016"/>
         </w:numPr>
+        <w:ind w:firstLine="420"/>
       </w:pPr>
       <w:r>
         <w:rPr>
@@ -20831,6 +21018,7 @@
           <w:ilvl w:val="0"/>
           <w:numId w:val="1016"/>
         </w:numPr>
+        <w:ind w:firstLine="420"/>
       </w:pPr>
       <w:r>
         <w:rPr>
@@ -20894,6 +21082,7 @@
           <w:ilvl w:val="0"/>
           <w:numId w:val="1016"/>
         </w:numPr>
+        <w:ind w:firstLine="420"/>
       </w:pPr>
       <w:r>
         <w:rPr>
@@ -20951,6 +21140,7 @@
           <w:ilvl w:val="0"/>
           <w:numId w:val="1016"/>
         </w:numPr>
+        <w:ind w:firstLine="420"/>
       </w:pPr>
       <w:r>
         <w:rPr>
@@ -21026,6 +21216,7 @@
           <w:ilvl w:val="0"/>
           <w:numId w:val="1016"/>
         </w:numPr>
+        <w:ind w:firstLine="420"/>
       </w:pPr>
       <w:r>
         <w:rPr>
@@ -21143,6 +21334,15 @@
         <w:tblStyle w:val="Table"/>
         <w:tblW w:type="auto" w:w="0"/>
         <w:tblLook w:firstRow="1" w:lastRow="0" w:firstColumn="0" w:lastColumn="0" w:noHBand="0" w:noVBand="0" w:val="0020"/>
+        <w:jc w:val="center"/>
+        <w:tblBorders>
+          <w:top w:val="single" w:sz="12" w:space="0" w:color="333333"/>
+          <w:bottom w:val="single" w:sz="12" w:space="0" w:color="333333"/>
+          <w:left w:val="none"/>
+          <w:right w:val="none"/>
+          <w:insideH w:val="none"/>
+          <w:insideV w:val="none"/>
+        </w:tblBorders>
       </w:tblPr>
       <w:tblGrid>
         <w:gridCol w:w="1584"/>
@@ -21156,7 +21356,11 @@
           <w:tblHeader w:val="on"/>
         </w:trPr>
         <w:tc>
-          <w:tcPr/>
+          <w:tcPr>
+            <w:tcBorders>
+              <w:bottom w:val="single" w:sz="6" w:space="0" w:color="333333"/>
+            </w:tcBorders>
+          </w:tcPr>
           <w:p>
             <w:pPr>
               <w:pStyle w:val="Compact"/>
@@ -21179,7 +21383,11 @@
           </w:p>
         </w:tc>
         <w:tc>
-          <w:tcPr/>
+          <w:tcPr>
+            <w:tcBorders>
+              <w:bottom w:val="single" w:sz="6" w:space="0" w:color="333333"/>
+            </w:tcBorders>
+          </w:tcPr>
           <w:p>
             <w:pPr>
               <w:pStyle w:val="Compact"/>
@@ -21202,7 +21410,11 @@
           </w:p>
         </w:tc>
         <w:tc>
-          <w:tcPr/>
+          <w:tcPr>
+            <w:tcBorders>
+              <w:bottom w:val="single" w:sz="6" w:space="0" w:color="333333"/>
+            </w:tcBorders>
+          </w:tcPr>
           <w:p>
             <w:pPr>
               <w:pStyle w:val="Compact"/>
@@ -21218,7 +21430,11 @@
           </w:p>
         </w:tc>
         <w:tc>
-          <w:tcPr/>
+          <w:tcPr>
+            <w:tcBorders>
+              <w:bottom w:val="single" w:sz="6" w:space="0" w:color="333333"/>
+            </w:tcBorders>
+          </w:tcPr>
           <w:p>
             <w:pPr>
               <w:pStyle w:val="Compact"/>
@@ -21234,7 +21450,11 @@
           </w:p>
         </w:tc>
         <w:tc>
-          <w:tcPr/>
+          <w:tcPr>
+            <w:tcBorders>
+              <w:bottom w:val="single" w:sz="6" w:space="0" w:color="333333"/>
+            </w:tcBorders>
+          </w:tcPr>
           <w:p>
             <w:pPr>
               <w:pStyle w:val="Compact"/>
@@ -21360,6 +21580,15 @@
         <w:tblW w:type="pct" w:w="5000"/>
         <w:tblLayout w:type="fixed"/>
         <w:tblLook w:firstRow="1" w:lastRow="0" w:firstColumn="0" w:lastColumn="0" w:noHBand="0" w:noVBand="0" w:val="0020"/>
+        <w:jc w:val="center"/>
+        <w:tblBorders>
+          <w:top w:val="single" w:sz="12" w:space="0" w:color="333333"/>
+          <w:bottom w:val="single" w:sz="12" w:space="0" w:color="333333"/>
+          <w:left w:val="none"/>
+          <w:right w:val="none"/>
+          <w:insideH w:val="none"/>
+          <w:insideV w:val="none"/>
+        </w:tblBorders>
       </w:tblPr>
       <w:tblGrid>
         <w:gridCol w:w="1508"/>
@@ -21373,7 +21602,11 @@
           <w:tblHeader w:val="on"/>
         </w:trPr>
         <w:tc>
-          <w:tcPr/>
+          <w:tcPr>
+            <w:tcBorders>
+              <w:bottom w:val="single" w:sz="6" w:space="0" w:color="333333"/>
+            </w:tcBorders>
+          </w:tcPr>
           <w:p>
             <w:pPr>
               <w:pStyle w:val="Compact"/>
@@ -21389,7 +21622,11 @@
           </w:p>
         </w:tc>
         <w:tc>
-          <w:tcPr/>
+          <w:tcPr>
+            <w:tcBorders>
+              <w:bottom w:val="single" w:sz="6" w:space="0" w:color="333333"/>
+            </w:tcBorders>
+          </w:tcPr>
           <w:p>
             <w:pPr>
               <w:pStyle w:val="Compact"/>
@@ -21405,7 +21642,11 @@
           </w:p>
         </w:tc>
         <w:tc>
-          <w:tcPr/>
+          <w:tcPr>
+            <w:tcBorders>
+              <w:bottom w:val="single" w:sz="6" w:space="0" w:color="333333"/>
+            </w:tcBorders>
+          </w:tcPr>
           <w:p>
             <w:pPr>
               <w:pStyle w:val="Compact"/>
@@ -21421,7 +21662,11 @@
           </w:p>
         </w:tc>
         <w:tc>
-          <w:tcPr/>
+          <w:tcPr>
+            <w:tcBorders>
+              <w:bottom w:val="single" w:sz="6" w:space="0" w:color="333333"/>
+            </w:tcBorders>
+          </w:tcPr>
           <w:p>
             <w:pPr>
               <w:pStyle w:val="Compact"/>
@@ -21437,7 +21682,11 @@
           </w:p>
         </w:tc>
         <w:tc>
-          <w:tcPr/>
+          <w:tcPr>
+            <w:tcBorders>
+              <w:bottom w:val="single" w:sz="6" w:space="0" w:color="333333"/>
+            </w:tcBorders>
+          </w:tcPr>
           <w:p>
             <w:pPr>
               <w:pStyle w:val="Compact"/>
@@ -21707,6 +21956,15 @@
         <w:tblStyle w:val="Table"/>
         <w:tblW w:type="auto" w:w="0"/>
         <w:tblLook w:firstRow="1" w:lastRow="0" w:firstColumn="0" w:lastColumn="0" w:noHBand="0" w:noVBand="0" w:val="0020"/>
+        <w:jc w:val="center"/>
+        <w:tblBorders>
+          <w:top w:val="single" w:sz="12" w:space="0" w:color="333333"/>
+          <w:bottom w:val="single" w:sz="12" w:space="0" w:color="333333"/>
+          <w:left w:val="none"/>
+          <w:right w:val="none"/>
+          <w:insideH w:val="none"/>
+          <w:insideV w:val="none"/>
+        </w:tblBorders>
       </w:tblPr>
       <w:tblGrid>
         <w:gridCol w:w="1584"/>
@@ -21720,7 +21978,11 @@
           <w:tblHeader w:val="on"/>
         </w:trPr>
         <w:tc>
-          <w:tcPr/>
+          <w:tcPr>
+            <w:tcBorders>
+              <w:bottom w:val="single" w:sz="6" w:space="0" w:color="333333"/>
+            </w:tcBorders>
+          </w:tcPr>
           <w:p>
             <w:pPr>
               <w:pStyle w:val="Compact"/>
@@ -21736,7 +21998,11 @@
           </w:p>
         </w:tc>
         <w:tc>
-          <w:tcPr/>
+          <w:tcPr>
+            <w:tcBorders>
+              <w:bottom w:val="single" w:sz="6" w:space="0" w:color="333333"/>
+            </w:tcBorders>
+          </w:tcPr>
           <w:p>
             <w:pPr>
               <w:pStyle w:val="Compact"/>
@@ -21752,7 +22018,11 @@
           </w:p>
         </w:tc>
         <w:tc>
-          <w:tcPr/>
+          <w:tcPr>
+            <w:tcBorders>
+              <w:bottom w:val="single" w:sz="6" w:space="0" w:color="333333"/>
+            </w:tcBorders>
+          </w:tcPr>
           <w:p>
             <w:pPr>
               <w:pStyle w:val="Compact"/>
@@ -21768,7 +22038,11 @@
           </w:p>
         </w:tc>
         <w:tc>
-          <w:tcPr/>
+          <w:tcPr>
+            <w:tcBorders>
+              <w:bottom w:val="single" w:sz="6" w:space="0" w:color="333333"/>
+            </w:tcBorders>
+          </w:tcPr>
           <w:p>
             <w:pPr>
               <w:pStyle w:val="Compact"/>
@@ -21784,7 +22058,11 @@
           </w:p>
         </w:tc>
         <w:tc>
-          <w:tcPr/>
+          <w:tcPr>
+            <w:tcBorders>
+              <w:bottom w:val="single" w:sz="6" w:space="0" w:color="333333"/>
+            </w:tcBorders>
+          </w:tcPr>
           <w:p>
             <w:pPr>
               <w:pStyle w:val="Compact"/>
@@ -22238,6 +22516,15 @@
         <w:tblStyle w:val="Table"/>
         <w:tblW w:type="auto" w:w="0"/>
         <w:tblLook w:firstRow="1" w:lastRow="0" w:firstColumn="0" w:lastColumn="0" w:noHBand="0" w:noVBand="0" w:val="0020"/>
+        <w:jc w:val="center"/>
+        <w:tblBorders>
+          <w:top w:val="single" w:sz="12" w:space="0" w:color="333333"/>
+          <w:bottom w:val="single" w:sz="12" w:space="0" w:color="333333"/>
+          <w:left w:val="none"/>
+          <w:right w:val="none"/>
+          <w:insideH w:val="none"/>
+          <w:insideV w:val="none"/>
+        </w:tblBorders>
       </w:tblPr>
       <w:tblGrid>
         <w:gridCol w:w="2640"/>
@@ -22249,7 +22536,11 @@
           <w:tblHeader w:val="on"/>
         </w:trPr>
         <w:tc>
-          <w:tcPr/>
+          <w:tcPr>
+            <w:tcBorders>
+              <w:bottom w:val="single" w:sz="6" w:space="0" w:color="333333"/>
+            </w:tcBorders>
+          </w:tcPr>
           <w:p>
             <w:pPr>
               <w:pStyle w:val="Compact"/>
@@ -22265,7 +22556,11 @@
           </w:p>
         </w:tc>
         <w:tc>
-          <w:tcPr/>
+          <w:tcPr>
+            <w:tcBorders>
+              <w:bottom w:val="single" w:sz="6" w:space="0" w:color="333333"/>
+            </w:tcBorders>
+          </w:tcPr>
           <w:p>
             <w:pPr>
               <w:pStyle w:val="Compact"/>
@@ -22281,7 +22576,11 @@
           </w:p>
         </w:tc>
         <w:tc>
-          <w:tcPr/>
+          <w:tcPr>
+            <w:tcBorders>
+              <w:bottom w:val="single" w:sz="6" w:space="0" w:color="333333"/>
+            </w:tcBorders>
+          </w:tcPr>
           <w:p>
             <w:pPr>
               <w:pStyle w:val="Compact"/>
@@ -22452,6 +22751,15 @@
         <w:tblStyle w:val="Table"/>
         <w:tblW w:type="auto" w:w="0"/>
         <w:tblLook w:firstRow="1" w:lastRow="0" w:firstColumn="0" w:lastColumn="0" w:noHBand="0" w:noVBand="0" w:val="0020"/>
+        <w:jc w:val="center"/>
+        <w:tblBorders>
+          <w:top w:val="single" w:sz="12" w:space="0" w:color="333333"/>
+          <w:bottom w:val="single" w:sz="12" w:space="0" w:color="333333"/>
+          <w:left w:val="none"/>
+          <w:right w:val="none"/>
+          <w:insideH w:val="none"/>
+          <w:insideV w:val="none"/>
+        </w:tblBorders>
       </w:tblPr>
       <w:tblGrid>
         <w:gridCol w:w="1980"/>
@@ -22464,7 +22772,11 @@
           <w:tblHeader w:val="on"/>
         </w:trPr>
         <w:tc>
-          <w:tcPr/>
+          <w:tcPr>
+            <w:tcBorders>
+              <w:bottom w:val="single" w:sz="6" w:space="0" w:color="333333"/>
+            </w:tcBorders>
+          </w:tcPr>
           <w:p>
             <w:pPr>
               <w:pStyle w:val="Compact"/>
@@ -22487,7 +22799,11 @@
           </w:p>
         </w:tc>
         <w:tc>
-          <w:tcPr/>
+          <w:tcPr>
+            <w:tcBorders>
+              <w:bottom w:val="single" w:sz="6" w:space="0" w:color="333333"/>
+            </w:tcBorders>
+          </w:tcPr>
           <w:p>
             <w:pPr>
               <w:pStyle w:val="Compact"/>
@@ -22510,7 +22826,11 @@
           </w:p>
         </w:tc>
         <w:tc>
-          <w:tcPr/>
+          <w:tcPr>
+            <w:tcBorders>
+              <w:bottom w:val="single" w:sz="6" w:space="0" w:color="333333"/>
+            </w:tcBorders>
+          </w:tcPr>
           <w:p>
             <w:pPr>
               <w:pStyle w:val="Compact"/>
@@ -22526,7 +22846,11 @@
           </w:p>
         </w:tc>
         <w:tc>
-          <w:tcPr/>
+          <w:tcPr>
+            <w:tcBorders>
+              <w:bottom w:val="single" w:sz="6" w:space="0" w:color="333333"/>
+            </w:tcBorders>
+          </w:tcPr>
           <w:p>
             <w:pPr>
               <w:pStyle w:val="Compact"/>
@@ -22848,6 +23172,7 @@
     <w:p>
       <w:pPr>
         <w:pStyle w:val="FirstParagraph"/>
+        <w:ind w:firstLine="420"/>
       </w:pPr>
       <w:r>
         <w:rPr>
@@ -22968,6 +23293,7 @@
     <w:p>
       <w:pPr>
         <w:pStyle w:val="BodyText"/>
+        <w:ind w:firstLine="420"/>
       </w:pPr>
       <w:r>
         <w:rPr>
@@ -23038,6 +23364,7 @@
     <w:p>
       <w:pPr>
         <w:pStyle w:val="BodyText"/>
+        <w:ind w:firstLine="420"/>
       </w:pPr>
       <w:r>
         <w:rPr>
@@ -23137,6 +23464,7 @@
     <w:p>
       <w:pPr>
         <w:pStyle w:val="FirstParagraph"/>
+        <w:ind w:firstLine="420"/>
       </w:pPr>
       <w:r>
         <w:rPr>
@@ -23211,6 +23539,7 @@
     <w:p>
       <w:pPr>
         <w:pStyle w:val="BodyText"/>
+        <w:ind w:firstLine="420"/>
       </w:pPr>
       <w:r>
         <w:rPr>
@@ -23296,6 +23625,7 @@
     <w:p>
       <w:pPr>
         <w:pStyle w:val="BodyText"/>
+        <w:ind w:firstLine="420"/>
       </w:pPr>
       <w:r>
         <w:rPr>
@@ -23419,6 +23749,7 @@
     <w:p>
       <w:pPr>
         <w:pStyle w:val="FirstParagraph"/>
+        <w:ind w:firstLine="420"/>
       </w:pPr>
       <w:r>
         <w:rPr>
@@ -23486,6 +23817,7 @@
     <w:p>
       <w:pPr>
         <w:pStyle w:val="BodyText"/>
+        <w:ind w:firstLine="420"/>
       </w:pPr>
       <w:r>
         <w:rPr>
@@ -23636,6 +23968,7 @@
     <w:p>
       <w:pPr>
         <w:pStyle w:val="BodyText"/>
+        <w:ind w:firstLine="420"/>
       </w:pPr>
       <w:r>
         <w:rPr>
@@ -23729,6 +24062,7 @@
     <w:p>
       <w:pPr>
         <w:pStyle w:val="FirstParagraph"/>
+        <w:ind w:firstLine="420"/>
       </w:pPr>
       <w:r>
         <w:rPr>
@@ -23843,6 +24177,7 @@
     <w:p>
       <w:pPr>
         <w:pStyle w:val="BodyText"/>
+        <w:ind w:firstLine="420"/>
       </w:pPr>
       <w:r>
         <w:rPr>
@@ -23959,6 +24294,7 @@
     <w:p>
       <w:pPr>
         <w:pStyle w:val="BodyText"/>
+        <w:ind w:firstLine="420"/>
       </w:pPr>
       <w:r>
         <w:rPr>
@@ -24050,6 +24386,7 @@
     <w:p>
       <w:pPr>
         <w:pStyle w:val="BodyText"/>
+        <w:ind w:firstLine="420"/>
       </w:pPr>
       <w:r>
         <w:rPr>
@@ -24335,6 +24672,7 @@
     <w:p>
       <w:pPr>
         <w:pStyle w:val="BodyText"/>
+        <w:ind w:firstLine="420"/>
       </w:pPr>
       <w:r>
         <w:rPr>
@@ -24499,6 +24837,7 @@
     <w:p>
       <w:pPr>
         <w:pStyle w:val="BodyText"/>
+        <w:ind w:firstLine="420"/>
       </w:pPr>
       <w:r>
         <w:rPr>
@@ -24650,6 +24989,7 @@
     <w:p>
       <w:pPr>
         <w:pStyle w:val="BodyText"/>
+        <w:ind w:firstLine="420"/>
       </w:pPr>
       <w:r>
         <w:rPr>
@@ -24811,6 +25151,7 @@
     <w:p>
       <w:pPr>
         <w:pStyle w:val="BodyText"/>
+        <w:ind w:firstLine="420"/>
       </w:pPr>
       <w:r>
         <w:rPr>
@@ -24969,6 +25310,7 @@
     <w:p>
       <w:pPr>
         <w:pStyle w:val="BodyText"/>
+        <w:ind w:firstLine="420"/>
       </w:pPr>
       <w:r>
         <w:rPr>
@@ -25000,6 +25342,7 @@
     <w:p>
       <w:pPr>
         <w:pStyle w:val="BodyText"/>
+        <w:ind w:firstLine="420"/>
       </w:pPr>
       <w:r>
         <w:rPr>
@@ -26930,14 +27273,6 @@
       <ns0:color ns0:themeColor="accent1" ns0:themeShade="BF" ns0:val="365F91"/>
     </ns0:rPr>
   </ns0:style>
-  <w:style w:type="paragraph" w:customStyle="1" w:styleId="MistakeBlock">
-    <w:name w:val="Mistake Block"/>
-    <w:basedOn w:val="BodyText"/>
-    <w:qFormat/>
-    <ns0:rPr>
-      <w:rFonts ns0:ascii="Times New Roman" ns0:hAnsi="Times New Roman" ns0:eastAsia="FangSong" ns0:cs="Times New Roman"/>
-    </ns0:rPr>
-  </w:style>
   <w:style w:type="paragraph" w:customStyle="1" w:styleId="SourceCode">
     <w:name w:val="Source Code"/>
     <w:basedOn w:val="Normal"/>

--- a/06-学生侧材料/讲义/6-有机化学/羰基化学与缩合反应.docx
+++ b/06-学生侧材料/讲义/6-有机化学/羰基化学与缩合反应.docx
@@ -1867,7 +1867,7 @@
                 <w:b/>
                 <w:bCs/>
               </w:rPr>
-              <w:t xml:space="preserve">中间体命运</w:t>
+              <w:t xml:space="preserve">中间体去向</w:t>
             </w:r>
           </w:p>
         </w:tc>
@@ -9104,7 +9104,7 @@
                 <w:b/>
                 <w:bCs/>
               </w:rPr>
-              <w:t xml:space="preserve">中间体命运</w:t>
+              <w:t xml:space="preserve">中间体去向</w:t>
             </w:r>
           </w:p>
         </w:tc>
@@ -17113,7 +17113,7 @@
         <w:rPr>
           <w:rFonts w:hint="eastAsia" w:ascii="Times New Roman" w:hAnsi="Times New Roman" w:eastAsia="FangSong" w:cs="Times New Roman"/>
         </w:rPr>
-        <w:t>中间体命运不同</w:t>
+        <w:t>中间体去向不同</w:t>
       </w:r>
       <w:r>
         <w:rPr>
@@ -17458,7 +17458,7 @@
           <w:b/>
           <w:bCs/>
         </w:rPr>
-        <w:t xml:space="preserve">有无好离去基决定产物命运</w:t>
+        <w:t xml:space="preserve">有无好离去基决定产物类型</w:t>
       </w:r>
       <w:r>
         <w:rPr>
